--- a/fuentes/63520002_CF02_DI.docx
+++ b/fuentes/63520002_CF02_DI.docx
@@ -1,6 +1,6 @@
 
 <file path=word/document.xml><?xml version="1.0" encoding="utf-8"?>
-<w:document xmlns:wpc="http://schemas.microsoft.com/office/word/2010/wordprocessingCanvas" xmlns:cx="http://schemas.microsoft.com/office/drawing/2014/chartex" xmlns:cx1="http://schemas.microsoft.com/office/drawing/2015/9/8/chartex" xmlns:cx2="http://schemas.microsoft.com/office/drawing/2015/10/21/chartex" xmlns:cx3="http://schemas.microsoft.com/office/drawing/2016/5/9/chartex" xmlns:cx4="http://schemas.microsoft.com/office/drawing/2016/5/10/chartex" xmlns:cx5="http://schemas.microsoft.com/office/drawing/2016/5/11/chartex" xmlns:cx6="http://schemas.microsoft.com/office/drawing/2016/5/12/chartex" xmlns:cx7="http://schemas.microsoft.com/office/drawing/2016/5/13/chartex" xmlns:cx8="http://schemas.microsoft.com/office/drawing/2016/5/14/chartex" xmlns:mc="http://schemas.openxmlformats.org/markup-compatibility/2006" xmlns:m="http://schemas.openxmlformats.org/officeDocument/2006/math" xmlns:aink="http://schemas.microsoft.com/office/drawing/2016/ink" xmlns:am3d="http://schemas.microsoft.com/office/drawing/2017/model3d" xmlns:oel="http://schemas.microsoft.com/office/2019/extlst" xmlns:r="http://schemas.openxmlformats.org/officeDocument/2006/relationships" xmlns:wp14="http://schemas.microsoft.com/office/word/2010/wordprocessingDrawing" xmlns:wp="http://schemas.openxmlformats.org/drawingml/2006/wordprocessingDrawing" xmlns:wpg="http://schemas.microsoft.com/office/word/2010/wordprocessingGroup" xmlns:wpi="http://schemas.microsoft.com/office/word/2010/wordprocessingInk" xmlns:wps="http://schemas.microsoft.com/office/word/2010/wordprocessingShape" xmlns:o="urn:schemas-microsoft-com:office:office" xmlns:v="urn:schemas-microsoft-com:vml" xmlns:w10="urn:schemas-microsoft-com:office:word" xmlns:w="http://schemas.openxmlformats.org/wordprocessingml/2006/main" xmlns:w14="http://schemas.microsoft.com/office/word/2010/wordml" xmlns:w15="http://schemas.microsoft.com/office/word/2012/wordml" xmlns:w16cei="http://schemas.microsoft.com/office/word/2026/wordml/cei" xmlns:w16cex="http://schemas.microsoft.com/office/word/2018/wordml/cex" xmlns:w16cid="http://schemas.microsoft.com/office/word/2016/wordml/cid" xmlns:w16="http://schemas.microsoft.com/office/word/2018/wordml" xmlns:w16sdtdh="http://schemas.microsoft.com/office/word/2020/wordml/sdtdatahash" xmlns:w16sdtfl="http://schemas.microsoft.com/office/word/2024/wordml/sdtformatlock" xmlns:w16se="http://schemas.microsoft.com/office/word/2015/wordml/symex" xmlns:w16du="http://schemas.microsoft.com/office/word/2023/wordml/word16du" xmlns:wne="http://schemas.microsoft.com/office/word/2006/wordml" mc:Ignorable="w14 w15 w16se w16cid w16 w16cex w16sdtdh w16sdtfl w16du wp14">
+<w:document xmlns:wpc="http://schemas.microsoft.com/office/word/2010/wordprocessingCanvas" xmlns:cx="http://schemas.microsoft.com/office/drawing/2014/chartex" xmlns:cx1="http://schemas.microsoft.com/office/drawing/2015/9/8/chartex" xmlns:cx2="http://schemas.microsoft.com/office/drawing/2015/10/21/chartex" xmlns:cx3="http://schemas.microsoft.com/office/drawing/2016/5/9/chartex" xmlns:cx4="http://schemas.microsoft.com/office/drawing/2016/5/10/chartex" xmlns:cx5="http://schemas.microsoft.com/office/drawing/2016/5/11/chartex" xmlns:cx6="http://schemas.microsoft.com/office/drawing/2016/5/12/chartex" xmlns:cx7="http://schemas.microsoft.com/office/drawing/2016/5/13/chartex" xmlns:cx8="http://schemas.microsoft.com/office/drawing/2016/5/14/chartex" xmlns:mc="http://schemas.openxmlformats.org/markup-compatibility/2006" xmlns:m="http://schemas.openxmlformats.org/officeDocument/2006/math" xmlns:aink="http://schemas.microsoft.com/office/drawing/2016/ink" xmlns:am3d="http://schemas.microsoft.com/office/drawing/2017/model3d" xmlns:oel="http://schemas.microsoft.com/office/2019/extlst" xmlns:r="http://schemas.openxmlformats.org/officeDocument/2006/relationships" xmlns:wp14="http://schemas.microsoft.com/office/word/2010/wordprocessingDrawing" xmlns:wp="http://schemas.openxmlformats.org/drawingml/2006/wordprocessingDrawing" xmlns:wpg="http://schemas.microsoft.com/office/word/2010/wordprocessingGroup" xmlns:wpi="http://schemas.microsoft.com/office/word/2010/wordprocessingInk" xmlns:wps="http://schemas.microsoft.com/office/word/2010/wordprocessingShape" xmlns:o="urn:schemas-microsoft-com:office:office" xmlns:v="urn:schemas-microsoft-com:vml" xmlns:w10="urn:schemas-microsoft-com:office:word" xmlns:w="http://schemas.openxmlformats.org/wordprocessingml/2006/main" xmlns:w14="http://schemas.microsoft.com/office/word/2010/wordml" xmlns:w15="http://schemas.microsoft.com/office/word/2012/wordml" xmlns:w16cex="http://schemas.microsoft.com/office/word/2018/wordml/cex" xmlns:w16cid="http://schemas.microsoft.com/office/word/2016/wordml/cid" xmlns:w16="http://schemas.microsoft.com/office/word/2018/wordml" xmlns:w16sdtdh="http://schemas.microsoft.com/office/word/2020/wordml/sdtdatahash" xmlns:w16sdtfl="http://schemas.microsoft.com/office/word/2024/wordml/sdtformatlock" xmlns:w16se="http://schemas.microsoft.com/office/word/2015/wordml/symex" xmlns:w16du="http://schemas.microsoft.com/office/word/2023/wordml/word16du" xmlns:wne="http://schemas.microsoft.com/office/word/2006/wordml" mc:Ignorable="w14 w15 w16se w16cid w16 w16cex w16sdtdh w16sdtfl w16du wp14">
   <w:body>
     <w:p>
       <w:pPr>
@@ -2166,7 +2166,7 @@
           <w:sz w:val="20"/>
           <w:szCs w:val="20"/>
         </w:rPr>
-        <w:t xml:space="preserve"> es el polvo obtenido de la molienda de granos de cereales, principalmente trigo. La harina de trigo es la más utilizada porque contiene dos proteínas, gliadina y glutenina, que al hidratarse forman el gluten, una red elástica que atrapa los gases de la fermentación (Viteri &amp; Cordero, 2024). Las harinas se clasifican según su fuerza (contenido proteico) y su extracción (grado de refinamiento). Para masa madre se recomienda harina integral o semi integral en las primeras etapas, ya que contienen más microorganismos y nutrientes. Para el pan final se pueden usar harinas de fuerza (11-13</w:t>
+        <w:t xml:space="preserve"> es el polvo obtenido de la molienda de granos de cereales, principalmente trigo. La harina de trigo es la más utilizada porque contiene dos proteínas, gliadina y glutenina, que al hidratarse forman el gluten, una red elástica que atrapa los gases de la fermentación (Viteri &amp; Cordero, 2024). Las harinas se clasifican según su fuerza (contenido proteico) y su extracción (grado de refinamiento). Para masa madre se recomienda harina integral o semintegral en las primeras etapas, ya que contienen más microorganismos y nutrientes. Para el pan final se pueden usar harinas de fuerza (11-13</w:t>
       </w:r>
       <w:r>
         <w:rPr>
@@ -3456,7 +3456,21 @@
           <w:sz w:val="20"/>
           <w:szCs w:val="20"/>
         </w:rPr>
-        <w:t>Todas las fichas técnicas, deben contener una serie de e</w:t>
+        <w:t>Todas las fichas técnicas</w:t>
+      </w:r>
+      <w:r>
+        <w:rPr>
+          <w:sz w:val="20"/>
+          <w:szCs w:val="20"/>
+        </w:rPr>
+        <w:t xml:space="preserve"> </w:t>
+      </w:r>
+      <w:r>
+        <w:rPr>
+          <w:sz w:val="20"/>
+          <w:szCs w:val="20"/>
+        </w:rPr>
+        <w:t>deben contener una serie de e</w:t>
       </w:r>
       <w:r>
         <w:rPr>
@@ -5273,7 +5287,21 @@
           <w:sz w:val="20"/>
           <w:szCs w:val="20"/>
         </w:rPr>
-        <w:t>%) y ventilado (Viteri &amp; Cordero, 2024). El agua debe almacenarse en recipientes limpios y tapados, preferiblemente de acero inoxidable o plástico grado alimenticio. La sal se conserva en envases cerrados en lugar seco para evitar que absorba humedad. Es fundamental aplicar el principio PEPS (Primero en Entrar, Primero en Salir) para rotar inventarios y evitar el vencimiento. Se recomienda inspeccionar periódicamente la presencia de plagas o signos de humedad.</w:t>
+        <w:t xml:space="preserve">%) y ventilado (Viteri &amp; Cordero, 2024). El agua debe almacenarse en recipientes limpios y tapados, preferiblemente de acero inoxidable o plástico </w:t>
+      </w:r>
+      <w:r>
+        <w:rPr>
+          <w:sz w:val="20"/>
+          <w:szCs w:val="20"/>
+        </w:rPr>
+        <w:t xml:space="preserve">de </w:t>
+      </w:r>
+      <w:r>
+        <w:rPr>
+          <w:sz w:val="20"/>
+          <w:szCs w:val="20"/>
+        </w:rPr>
+        <w:t>grado alimenticio. La sal se conserva en envases cerrados en lugar seco para evitar que absorba humedad. Es fundamental aplicar el principio PEPS (Primero en Entrar, Primero en Salir) para rotar inventarios y evitar el vencimiento. Se recomienda inspeccionar periódicamente la presencia de plagas o signos de humedad.</w:t>
       </w:r>
     </w:p>
     <w:p>
@@ -7873,7 +7901,7 @@
                 <w:szCs w:val="20"/>
               </w:rPr>
               <w:drawing>
-                <wp:anchor distT="0" distB="0" distL="114300" distR="114300" simplePos="0" relativeHeight="251659264" behindDoc="1" locked="0" layoutInCell="1" allowOverlap="1" wp14:anchorId="79AD7F5C" wp14:editId="67BD4FAC">
+                <wp:anchor distT="0" distB="0" distL="114300" distR="114300" simplePos="0" relativeHeight="251659264" behindDoc="1" locked="0" layoutInCell="1" allowOverlap="1" wp14:anchorId="79AD7F5C" wp14:editId="4E06F266">
                   <wp:simplePos x="0" y="0"/>
                   <wp:positionH relativeFrom="margin">
                     <wp:posOffset>24130</wp:posOffset>
@@ -9951,7 +9979,21 @@
           <w:sz w:val="20"/>
           <w:szCs w:val="20"/>
         </w:rPr>
-        <w:t>El panadero puede regular las características del pan mediante el control de estas variables. Por ejemplo, una masa madre más hidratada, mantenida en un ambiente templado y utilizada después de un tiempo moderado de fermentación puede producir un pan de acidez suave. En cambio, una masa madre más firme y sometida a una fermentación prolongada puede generar aromas más intensos y una acidez más pronunciada.</w:t>
+        <w:t>El panadero puede regular las características del pan mediante el control de estas variables. Por ejemplo, una masa madre más hidratada, mantenida en un ambiente templado y utilizada después de un tiempo moderado de fermentación</w:t>
+      </w:r>
+      <w:r>
+        <w:rPr>
+          <w:sz w:val="20"/>
+          <w:szCs w:val="20"/>
+        </w:rPr>
+        <w:t>,</w:t>
+      </w:r>
+      <w:r>
+        <w:rPr>
+          <w:sz w:val="20"/>
+          <w:szCs w:val="20"/>
+        </w:rPr>
+        <w:t xml:space="preserve"> puede producir un pan de acidez suave. En cambio, una masa madre más firme y sometida a una fermentación prolongada puede generar aromas más intensos y una acidez más pronunciada.</w:t>
       </w:r>
     </w:p>
     <w:p>
@@ -11732,7 +11774,21 @@
           <w:sz w:val="20"/>
           <w:szCs w:val="20"/>
         </w:rPr>
-        <w:t xml:space="preserve">La masa madre es el método de fermentación natural más antiguo utilizado para elaborar pan. Su origen se remonta al Antiguo Egipto, hace más de 5.000 años, cuando se descubrió que una mezcla de harina y agua, al permanecer en reposo, fermentaba de forma espontánea y permitía obtener panes de mayor volumen, aroma y sabor (Castiblanco, 2020). Actualmente también se conoce como </w:t>
+        <w:t>La masa madre es el método de fermentación natural más antiguo utilizado para elaborar pan. Su origen se remonta al Antiguo Egipto, hace más de 5.000 años, cuando se descubrió que una mezcla de harina y agua, al permanecer en reposo, fermentaba de forma espontánea y permitía obtener panes de mayor volumen, aroma y sabor (Castiblanco, 2020). Actualmente</w:t>
+      </w:r>
+      <w:r>
+        <w:rPr>
+          <w:sz w:val="20"/>
+          <w:szCs w:val="20"/>
+        </w:rPr>
+        <w:t>,</w:t>
+      </w:r>
+      <w:r>
+        <w:rPr>
+          <w:sz w:val="20"/>
+          <w:szCs w:val="20"/>
+        </w:rPr>
+        <w:t xml:space="preserve"> también se conoce como </w:t>
       </w:r>
       <w:r>
         <w:rPr>
@@ -12539,7 +12595,23 @@
           <w:szCs w:val="20"/>
           <w:lang w:val="es-MX"/>
         </w:rPr>
-        <w:t xml:space="preserve"> se describe el procedimiento para una masa madre líquida (100% hidratación) a 25 °C (Wing &amp; Scott, 2021).</w:t>
+        <w:t xml:space="preserve"> se describe el procedimiento para una masa madre líquida (100</w:t>
+      </w:r>
+      <w:r>
+        <w:rPr>
+          <w:sz w:val="20"/>
+          <w:szCs w:val="20"/>
+          <w:lang w:val="es-MX"/>
+        </w:rPr>
+        <w:t xml:space="preserve"> </w:t>
+      </w:r>
+      <w:r>
+        <w:rPr>
+          <w:sz w:val="20"/>
+          <w:szCs w:val="20"/>
+          <w:lang w:val="es-MX"/>
+        </w:rPr>
+        <w:t>% hidratación) a 25 °C (Wing &amp; Scott, 2021).</w:t>
       </w:r>
     </w:p>
     <w:tbl>
@@ -17963,7 +18035,23 @@
           <w:szCs w:val="20"/>
           <w:lang w:val="es-MX"/>
         </w:rPr>
-        <w:t>Hidratación real = 412.5 / 562.5 = 73.3%</w:t>
+        <w:t>Hidratación real = 412.5 / 562.5 = 73.3</w:t>
+      </w:r>
+      <w:r>
+        <w:rPr>
+          <w:sz w:val="20"/>
+          <w:szCs w:val="20"/>
+          <w:lang w:val="es-MX"/>
+        </w:rPr>
+        <w:t xml:space="preserve"> </w:t>
+      </w:r>
+      <w:r>
+        <w:rPr>
+          <w:sz w:val="20"/>
+          <w:szCs w:val="20"/>
+          <w:lang w:val="es-MX"/>
+        </w:rPr>
+        <w:t>%</w:t>
       </w:r>
     </w:p>
     <w:p>
@@ -19459,15 +19547,6 @@
           <w:szCs w:val="20"/>
         </w:rPr>
       </w:pPr>
-      <w:r>
-        <w:rPr>
-          <w:b/>
-          <w:bCs/>
-          <w:sz w:val="20"/>
-          <w:szCs w:val="20"/>
-        </w:rPr>
-        <w:t>Aplicación práctica</w:t>
-      </w:r>
     </w:p>
     <w:p>
       <w:pPr>
@@ -19475,16 +19554,51 @@
         <w:ind w:left="426"/>
         <w:jc w:val="both"/>
         <w:rPr>
-          <w:sz w:val="20"/>
-          <w:szCs w:val="20"/>
-        </w:rPr>
-      </w:pPr>
-      <w:r>
-        <w:rPr>
+          <w:b/>
+          <w:bCs/>
+          <w:sz w:val="20"/>
+          <w:szCs w:val="20"/>
+        </w:rPr>
+      </w:pPr>
+    </w:p>
+    <w:p>
+      <w:pPr>
+        <w:spacing w:after="240"/>
+        <w:ind w:left="426"/>
+        <w:jc w:val="both"/>
+        <w:rPr>
+          <w:b/>
+          <w:bCs/>
+          <w:sz w:val="20"/>
+          <w:szCs w:val="20"/>
+        </w:rPr>
+      </w:pPr>
+      <w:r>
+        <w:rPr>
+          <w:b/>
+          <w:bCs/>
           <w:sz w:val="20"/>
           <w:szCs w:val="20"/>
         </w:rPr>
         <w:lastRenderedPageBreak/>
+        <w:t>Aplicación práctica</w:t>
+      </w:r>
+    </w:p>
+    <w:p>
+      <w:pPr>
+        <w:spacing w:after="240"/>
+        <w:ind w:left="426"/>
+        <w:jc w:val="both"/>
+        <w:rPr>
+          <w:sz w:val="20"/>
+          <w:szCs w:val="20"/>
+        </w:rPr>
+      </w:pPr>
+      <w:r>
+        <w:rPr>
+          <w:sz w:val="20"/>
+          <w:szCs w:val="20"/>
+        </w:rPr>
         <w:t>Durante el amasado, el panadero no solo mezcla ingredientes, sino que construye la estructura que permitirá a la masa crecer durante la fermentación. Observar la textura, la elasticidad y la temperatura de la masa ayuda a determinar si el gluten se ha desarrollado correctamente y si el proceso puede continuar hacia la fermentación. Un amasado bien ejecutado favorece la obtención de panes con mayor volumen, una miga uniforme y una corteza de mejor calidad.</w:t>
       </w:r>
     </w:p>
@@ -20570,7 +20684,35 @@
           <w:sz w:val="20"/>
           <w:szCs w:val="20"/>
         </w:rPr>
-        <w:t>Para lograr resultados consistentes es necesario controlar tres variables principales:</w:t>
+        <w:t>Para lograr resultados</w:t>
+      </w:r>
+      <w:r>
+        <w:rPr>
+          <w:sz w:val="20"/>
+          <w:szCs w:val="20"/>
+        </w:rPr>
+        <w:t xml:space="preserve"> </w:t>
+      </w:r>
+      <w:r>
+        <w:rPr>
+          <w:sz w:val="20"/>
+          <w:szCs w:val="20"/>
+        </w:rPr>
+        <w:t>consistentes</w:t>
+      </w:r>
+      <w:r>
+        <w:rPr>
+          <w:sz w:val="20"/>
+          <w:szCs w:val="20"/>
+        </w:rPr>
+        <w:t>,</w:t>
+      </w:r>
+      <w:r>
+        <w:rPr>
+          <w:sz w:val="20"/>
+          <w:szCs w:val="20"/>
+        </w:rPr>
+        <w:t xml:space="preserve"> es necesario controlar tres variables principales:</w:t>
       </w:r>
     </w:p>
     <w:p>
@@ -20787,17 +20929,6 @@
         </w:rPr>
         <w:t>).</w:t>
       </w:r>
-    </w:p>
-    <w:p>
-      <w:pPr>
-        <w:spacing w:after="240"/>
-        <w:ind w:left="426"/>
-        <w:jc w:val="both"/>
-        <w:rPr>
-          <w:sz w:val="20"/>
-          <w:szCs w:val="20"/>
-        </w:rPr>
-      </w:pPr>
     </w:p>
     <w:p>
       <w:pPr>
@@ -21318,7 +21449,6 @@
                 <w:szCs w:val="20"/>
                 <w:lang w:val="es-MX"/>
               </w:rPr>
-              <w:lastRenderedPageBreak/>
               <w:t>10-20</w:t>
             </w:r>
           </w:p>
@@ -21393,6 +21523,7 @@
                 <w:szCs w:val="20"/>
                 <w:lang w:val="es-MX"/>
               </w:rPr>
+              <w:lastRenderedPageBreak/>
               <w:t>20-35</w:t>
             </w:r>
           </w:p>
@@ -21596,14 +21727,42 @@
           <w:sz w:val="20"/>
           <w:szCs w:val="20"/>
         </w:rPr>
-        <w:t>Para conservar su calidad se recomienda</w:t>
-      </w:r>
-      <w:r>
-        <w:rPr>
-          <w:sz w:val="20"/>
-          <w:szCs w:val="20"/>
-        </w:rPr>
-        <w:t xml:space="preserve"> almacenar el pan temperatura ambiente en paneras o bolsas de papel durante uno a tres días, congelarlo correctamente si se requiere una conservación prolongada, y evitar su refrigeración, ya que acelera el endurecimiento de la amiga por la r</w:t>
+        <w:t>Para conservar su calidad</w:t>
+      </w:r>
+      <w:r>
+        <w:rPr>
+          <w:sz w:val="20"/>
+          <w:szCs w:val="20"/>
+        </w:rPr>
+        <w:t>,</w:t>
+      </w:r>
+      <w:r>
+        <w:rPr>
+          <w:sz w:val="20"/>
+          <w:szCs w:val="20"/>
+        </w:rPr>
+        <w:t xml:space="preserve"> se recomienda</w:t>
+      </w:r>
+      <w:r>
+        <w:rPr>
+          <w:sz w:val="20"/>
+          <w:szCs w:val="20"/>
+        </w:rPr>
+        <w:t xml:space="preserve"> almacenar el pan </w:t>
+      </w:r>
+      <w:r>
+        <w:rPr>
+          <w:sz w:val="20"/>
+          <w:szCs w:val="20"/>
+        </w:rPr>
+        <w:t xml:space="preserve">a </w:t>
+      </w:r>
+      <w:r>
+        <w:rPr>
+          <w:sz w:val="20"/>
+          <w:szCs w:val="20"/>
+        </w:rPr>
+        <w:t>temperatura ambiente en paneras o bolsas de papel durante uno a tres días, congelarlo correctamente si se requiere una conservación prolongada y evitar su refrigeración, ya que acelera el endurecimiento de la amiga por la r</w:t>
       </w:r>
       <w:r>
         <w:rPr>
@@ -21751,6 +21910,7 @@
     <w:p>
       <w:pPr>
         <w:spacing w:after="240"/>
+        <w:ind w:left="426"/>
         <w:jc w:val="both"/>
         <w:rPr>
           <w:sz w:val="20"/>
@@ -21768,6 +21928,7 @@
     <w:p>
       <w:pPr>
         <w:spacing w:after="240"/>
+        <w:ind w:left="426"/>
         <w:jc w:val="both"/>
         <w:rPr>
           <w:sz w:val="20"/>
@@ -21855,7 +22016,7 @@
                 <w:szCs w:val="20"/>
               </w:rPr>
               <w:drawing>
-                <wp:anchor distT="0" distB="0" distL="114300" distR="114300" simplePos="0" relativeHeight="251661312" behindDoc="1" locked="0" layoutInCell="1" allowOverlap="1" wp14:anchorId="2005DE15" wp14:editId="50C319B0">
+                <wp:anchor distT="0" distB="0" distL="114300" distR="114300" simplePos="0" relativeHeight="251661312" behindDoc="1" locked="0" layoutInCell="1" allowOverlap="1" wp14:anchorId="2005DE15" wp14:editId="3B01C59D">
                   <wp:simplePos x="0" y="0"/>
                   <wp:positionH relativeFrom="margin">
                     <wp:posOffset>24130</wp:posOffset>
@@ -22134,96 +22295,6 @@
     </w:p>
     <w:p>
       <w:pPr>
-        <w:spacing w:after="240"/>
-        <w:jc w:val="both"/>
-        <w:rPr>
-          <w:sz w:val="20"/>
-          <w:szCs w:val="20"/>
-        </w:rPr>
-      </w:pPr>
-    </w:p>
-    <w:p>
-      <w:pPr>
-        <w:spacing w:after="240"/>
-        <w:jc w:val="both"/>
-        <w:rPr>
-          <w:sz w:val="20"/>
-          <w:szCs w:val="20"/>
-        </w:rPr>
-      </w:pPr>
-    </w:p>
-    <w:p>
-      <w:pPr>
-        <w:spacing w:after="240"/>
-        <w:jc w:val="both"/>
-        <w:rPr>
-          <w:sz w:val="20"/>
-          <w:szCs w:val="20"/>
-        </w:rPr>
-      </w:pPr>
-    </w:p>
-    <w:p>
-      <w:pPr>
-        <w:spacing w:after="240"/>
-        <w:jc w:val="both"/>
-        <w:rPr>
-          <w:sz w:val="20"/>
-          <w:szCs w:val="20"/>
-        </w:rPr>
-      </w:pPr>
-    </w:p>
-    <w:p>
-      <w:pPr>
-        <w:spacing w:after="240"/>
-        <w:jc w:val="both"/>
-        <w:rPr>
-          <w:sz w:val="20"/>
-          <w:szCs w:val="20"/>
-        </w:rPr>
-      </w:pPr>
-    </w:p>
-    <w:p>
-      <w:pPr>
-        <w:spacing w:after="240"/>
-        <w:jc w:val="both"/>
-        <w:rPr>
-          <w:sz w:val="20"/>
-          <w:szCs w:val="20"/>
-        </w:rPr>
-      </w:pPr>
-    </w:p>
-    <w:p>
-      <w:pPr>
-        <w:spacing w:after="240"/>
-        <w:jc w:val="both"/>
-        <w:rPr>
-          <w:sz w:val="20"/>
-          <w:szCs w:val="20"/>
-        </w:rPr>
-      </w:pPr>
-    </w:p>
-    <w:p>
-      <w:pPr>
-        <w:spacing w:after="240"/>
-        <w:jc w:val="both"/>
-        <w:rPr>
-          <w:sz w:val="20"/>
-          <w:szCs w:val="20"/>
-        </w:rPr>
-      </w:pPr>
-    </w:p>
-    <w:p>
-      <w:pPr>
-        <w:spacing w:after="240"/>
-        <w:jc w:val="both"/>
-        <w:rPr>
-          <w:sz w:val="20"/>
-          <w:szCs w:val="20"/>
-        </w:rPr>
-      </w:pPr>
-    </w:p>
-    <w:p>
-      <w:pPr>
         <w:numPr>
           <w:ilvl w:val="0"/>
           <w:numId w:val="1"/>
@@ -22298,7 +22369,7 @@
           <w:sz w:val="20"/>
           <w:szCs w:val="20"/>
         </w:rPr>
-        <w:t xml:space="preserve">, </w:t>
+        <w:t xml:space="preserve"> </w:t>
       </w:r>
       <w:r>
         <w:rPr>
@@ -22399,6 +22470,7 @@
       </w:pPr>
       <w:r>
         <w:rPr>
+          <w:noProof/>
           <w:sz w:val="20"/>
           <w:szCs w:val="20"/>
         </w:rPr>
@@ -26088,7 +26160,7 @@
 </file>
 
 <file path=word/comments.xml><?xml version="1.0" encoding="utf-8"?>
-<w:comments xmlns:wpc="http://schemas.microsoft.com/office/word/2010/wordprocessingCanvas" xmlns:cx="http://schemas.microsoft.com/office/drawing/2014/chartex" xmlns:cx1="http://schemas.microsoft.com/office/drawing/2015/9/8/chartex" xmlns:cx2="http://schemas.microsoft.com/office/drawing/2015/10/21/chartex" xmlns:cx3="http://schemas.microsoft.com/office/drawing/2016/5/9/chartex" xmlns:cx4="http://schemas.microsoft.com/office/drawing/2016/5/10/chartex" xmlns:cx5="http://schemas.microsoft.com/office/drawing/2016/5/11/chartex" xmlns:cx6="http://schemas.microsoft.com/office/drawing/2016/5/12/chartex" xmlns:cx7="http://schemas.microsoft.com/office/drawing/2016/5/13/chartex" xmlns:cx8="http://schemas.microsoft.com/office/drawing/2016/5/14/chartex" xmlns:mc="http://schemas.openxmlformats.org/markup-compatibility/2006" xmlns:m="http://schemas.openxmlformats.org/officeDocument/2006/math" xmlns:aink="http://schemas.microsoft.com/office/drawing/2016/ink" xmlns:am3d="http://schemas.microsoft.com/office/drawing/2017/model3d" xmlns:oel="http://schemas.microsoft.com/office/2019/extlst" xmlns:r="http://schemas.openxmlformats.org/officeDocument/2006/relationships" xmlns:wp14="http://schemas.microsoft.com/office/word/2010/wordprocessingDrawing" xmlns:wp="http://schemas.openxmlformats.org/drawingml/2006/wordprocessingDrawing" xmlns:wpg="http://schemas.microsoft.com/office/word/2010/wordprocessingGroup" xmlns:wpi="http://schemas.microsoft.com/office/word/2010/wordprocessingInk" xmlns:wps="http://schemas.microsoft.com/office/word/2010/wordprocessingShape" xmlns:o="urn:schemas-microsoft-com:office:office" xmlns:v="urn:schemas-microsoft-com:vml" xmlns:w10="urn:schemas-microsoft-com:office:word" xmlns:w="http://schemas.openxmlformats.org/wordprocessingml/2006/main" xmlns:w14="http://schemas.microsoft.com/office/word/2010/wordml" xmlns:w15="http://schemas.microsoft.com/office/word/2012/wordml" xmlns:w16cei="http://schemas.microsoft.com/office/word/2026/wordml/cei" xmlns:w16cex="http://schemas.microsoft.com/office/word/2018/wordml/cex" xmlns:w16cid="http://schemas.microsoft.com/office/word/2016/wordml/cid" xmlns:w16="http://schemas.microsoft.com/office/word/2018/wordml" xmlns:w16sdtdh="http://schemas.microsoft.com/office/word/2020/wordml/sdtdatahash" xmlns:w16sdtfl="http://schemas.microsoft.com/office/word/2024/wordml/sdtformatlock" xmlns:w16se="http://schemas.microsoft.com/office/word/2015/wordml/symex" xmlns:w16du="http://schemas.microsoft.com/office/word/2023/wordml/word16du" xmlns:wne="http://schemas.microsoft.com/office/word/2006/wordml" mc:Ignorable="w14 w15 w16se w16cid w16 w16cex w16sdtdh w16sdtfl w16du wp14">
+<w:comments xmlns:wpc="http://schemas.microsoft.com/office/word/2010/wordprocessingCanvas" xmlns:cx="http://schemas.microsoft.com/office/drawing/2014/chartex" xmlns:cx1="http://schemas.microsoft.com/office/drawing/2015/9/8/chartex" xmlns:cx2="http://schemas.microsoft.com/office/drawing/2015/10/21/chartex" xmlns:cx3="http://schemas.microsoft.com/office/drawing/2016/5/9/chartex" xmlns:cx4="http://schemas.microsoft.com/office/drawing/2016/5/10/chartex" xmlns:cx5="http://schemas.microsoft.com/office/drawing/2016/5/11/chartex" xmlns:cx6="http://schemas.microsoft.com/office/drawing/2016/5/12/chartex" xmlns:cx7="http://schemas.microsoft.com/office/drawing/2016/5/13/chartex" xmlns:cx8="http://schemas.microsoft.com/office/drawing/2016/5/14/chartex" xmlns:mc="http://schemas.openxmlformats.org/markup-compatibility/2006" xmlns:m="http://schemas.openxmlformats.org/officeDocument/2006/math" xmlns:aink="http://schemas.microsoft.com/office/drawing/2016/ink" xmlns:am3d="http://schemas.microsoft.com/office/drawing/2017/model3d" xmlns:oel="http://schemas.microsoft.com/office/2019/extlst" xmlns:r="http://schemas.openxmlformats.org/officeDocument/2006/relationships" xmlns:wp14="http://schemas.microsoft.com/office/word/2010/wordprocessingDrawing" xmlns:wp="http://schemas.openxmlformats.org/drawingml/2006/wordprocessingDrawing" xmlns:wpg="http://schemas.microsoft.com/office/word/2010/wordprocessingGroup" xmlns:wpi="http://schemas.microsoft.com/office/word/2010/wordprocessingInk" xmlns:wps="http://schemas.microsoft.com/office/word/2010/wordprocessingShape" xmlns:o="urn:schemas-microsoft-com:office:office" xmlns:v="urn:schemas-microsoft-com:vml" xmlns:w10="urn:schemas-microsoft-com:office:word" xmlns:w="http://schemas.openxmlformats.org/wordprocessingml/2006/main" xmlns:w14="http://schemas.microsoft.com/office/word/2010/wordml" xmlns:w15="http://schemas.microsoft.com/office/word/2012/wordml" xmlns:w16cex="http://schemas.microsoft.com/office/word/2018/wordml/cex" xmlns:w16cid="http://schemas.microsoft.com/office/word/2016/wordml/cid" xmlns:w16="http://schemas.microsoft.com/office/word/2018/wordml" xmlns:w16sdtdh="http://schemas.microsoft.com/office/word/2020/wordml/sdtdatahash" xmlns:w16sdtfl="http://schemas.microsoft.com/office/word/2024/wordml/sdtformatlock" xmlns:w16se="http://schemas.microsoft.com/office/word/2015/wordml/symex" xmlns:w16du="http://schemas.microsoft.com/office/word/2023/wordml/word16du" xmlns:wne="http://schemas.microsoft.com/office/word/2006/wordml" mc:Ignorable="w14 w15 w16se w16cid w16 w16cex w16sdtdh w16sdtfl w16du wp14">
   <w:comment w:id="0" w:author="Maria Fernanda Morales Angulo" w:date="2026-07-27T19:38:00Z" w:initials="MFMA">
     <w:p>
       <w:r>
@@ -29425,7 +29497,7 @@
 </file>
 
 <file path=word/commentsExtended.xml><?xml version="1.0" encoding="utf-8"?>
-<w15:commentsEx xmlns:wpc="http://schemas.microsoft.com/office/word/2010/wordprocessingCanvas" xmlns:cx="http://schemas.microsoft.com/office/drawing/2014/chartex" xmlns:cx1="http://schemas.microsoft.com/office/drawing/2015/9/8/chartex" xmlns:cx2="http://schemas.microsoft.com/office/drawing/2015/10/21/chartex" xmlns:cx3="http://schemas.microsoft.com/office/drawing/2016/5/9/chartex" xmlns:cx4="http://schemas.microsoft.com/office/drawing/2016/5/10/chartex" xmlns:cx5="http://schemas.microsoft.com/office/drawing/2016/5/11/chartex" xmlns:cx6="http://schemas.microsoft.com/office/drawing/2016/5/12/chartex" xmlns:cx7="http://schemas.microsoft.com/office/drawing/2016/5/13/chartex" xmlns:cx8="http://schemas.microsoft.com/office/drawing/2016/5/14/chartex" xmlns:mc="http://schemas.openxmlformats.org/markup-compatibility/2006" xmlns:m="http://schemas.openxmlformats.org/officeDocument/2006/math" xmlns:aink="http://schemas.microsoft.com/office/drawing/2016/ink" xmlns:am3d="http://schemas.microsoft.com/office/drawing/2017/model3d" xmlns:oel="http://schemas.microsoft.com/office/2019/extlst" xmlns:r="http://schemas.openxmlformats.org/officeDocument/2006/relationships" xmlns:wp14="http://schemas.microsoft.com/office/word/2010/wordprocessingDrawing" xmlns:wp="http://schemas.openxmlformats.org/drawingml/2006/wordprocessingDrawing" xmlns:wpg="http://schemas.microsoft.com/office/word/2010/wordprocessingGroup" xmlns:wpi="http://schemas.microsoft.com/office/word/2010/wordprocessingInk" xmlns:wps="http://schemas.microsoft.com/office/word/2010/wordprocessingShape" xmlns:o="urn:schemas-microsoft-com:office:office" xmlns:v="urn:schemas-microsoft-com:vml" xmlns:w10="urn:schemas-microsoft-com:office:word" xmlns:w="http://schemas.openxmlformats.org/wordprocessingml/2006/main" xmlns:w14="http://schemas.microsoft.com/office/word/2010/wordml" xmlns:w15="http://schemas.microsoft.com/office/word/2012/wordml" xmlns:w16cei="http://schemas.microsoft.com/office/word/2026/wordml/cei" xmlns:w16cex="http://schemas.microsoft.com/office/word/2018/wordml/cex" xmlns:w16cid="http://schemas.microsoft.com/office/word/2016/wordml/cid" xmlns:w16="http://schemas.microsoft.com/office/word/2018/wordml" xmlns:w16sdtdh="http://schemas.microsoft.com/office/word/2020/wordml/sdtdatahash" xmlns:w16sdtfl="http://schemas.microsoft.com/office/word/2024/wordml/sdtformatlock" xmlns:w16se="http://schemas.microsoft.com/office/word/2015/wordml/symex" xmlns:w16du="http://schemas.microsoft.com/office/word/2023/wordml/word16du" xmlns:wne="http://schemas.microsoft.com/office/word/2006/wordml" mc:Ignorable="w14 w15 w16se w16cid w16 w16cex w16sdtdh w16sdtfl w16du wp14">
+<w15:commentsEx xmlns:wpc="http://schemas.microsoft.com/office/word/2010/wordprocessingCanvas" xmlns:cx="http://schemas.microsoft.com/office/drawing/2014/chartex" xmlns:cx1="http://schemas.microsoft.com/office/drawing/2015/9/8/chartex" xmlns:cx2="http://schemas.microsoft.com/office/drawing/2015/10/21/chartex" xmlns:cx3="http://schemas.microsoft.com/office/drawing/2016/5/9/chartex" xmlns:cx4="http://schemas.microsoft.com/office/drawing/2016/5/10/chartex" xmlns:cx5="http://schemas.microsoft.com/office/drawing/2016/5/11/chartex" xmlns:cx6="http://schemas.microsoft.com/office/drawing/2016/5/12/chartex" xmlns:cx7="http://schemas.microsoft.com/office/drawing/2016/5/13/chartex" xmlns:cx8="http://schemas.microsoft.com/office/drawing/2016/5/14/chartex" xmlns:mc="http://schemas.openxmlformats.org/markup-compatibility/2006" xmlns:m="http://schemas.openxmlformats.org/officeDocument/2006/math" xmlns:aink="http://schemas.microsoft.com/office/drawing/2016/ink" xmlns:am3d="http://schemas.microsoft.com/office/drawing/2017/model3d" xmlns:oel="http://schemas.microsoft.com/office/2019/extlst" xmlns:r="http://schemas.openxmlformats.org/officeDocument/2006/relationships" xmlns:wp14="http://schemas.microsoft.com/office/word/2010/wordprocessingDrawing" xmlns:wp="http://schemas.openxmlformats.org/drawingml/2006/wordprocessingDrawing" xmlns:wpg="http://schemas.microsoft.com/office/word/2010/wordprocessingGroup" xmlns:wpi="http://schemas.microsoft.com/office/word/2010/wordprocessingInk" xmlns:wps="http://schemas.microsoft.com/office/word/2010/wordprocessingShape" xmlns:o="urn:schemas-microsoft-com:office:office" xmlns:v="urn:schemas-microsoft-com:vml" xmlns:w10="urn:schemas-microsoft-com:office:word" xmlns:w="http://schemas.openxmlformats.org/wordprocessingml/2006/main" xmlns:w14="http://schemas.microsoft.com/office/word/2010/wordml" xmlns:w15="http://schemas.microsoft.com/office/word/2012/wordml" xmlns:w16cex="http://schemas.microsoft.com/office/word/2018/wordml/cex" xmlns:w16cid="http://schemas.microsoft.com/office/word/2016/wordml/cid" xmlns:w16="http://schemas.microsoft.com/office/word/2018/wordml" xmlns:w16sdtdh="http://schemas.microsoft.com/office/word/2020/wordml/sdtdatahash" xmlns:w16sdtfl="http://schemas.microsoft.com/office/word/2024/wordml/sdtformatlock" xmlns:w16se="http://schemas.microsoft.com/office/word/2015/wordml/symex" xmlns:w16du="http://schemas.microsoft.com/office/word/2023/wordml/word16du" xmlns:wne="http://schemas.microsoft.com/office/word/2006/wordml" mc:Ignorable="w14 w15 w16se w16cid w16 w16cex w16sdtdh w16sdtfl w16du wp14">
   <w15:commentEx w15:paraId="4DD81356" w15:done="0"/>
   <w15:commentEx w15:paraId="12190B5D" w15:done="0"/>
   <w15:commentEx w15:paraId="0D3D4FAE" w15:done="0"/>
@@ -29471,7 +29543,7 @@
 </file>
 
 <file path=word/commentsExtensible.xml><?xml version="1.0" encoding="utf-8"?>
-<w16cex:commentsExtensible xmlns:wpc="http://schemas.microsoft.com/office/word/2010/wordprocessingCanvas" xmlns:cx="http://schemas.microsoft.com/office/drawing/2014/chartex" xmlns:cx1="http://schemas.microsoft.com/office/drawing/2015/9/8/chartex" xmlns:cx2="http://schemas.microsoft.com/office/drawing/2015/10/21/chartex" xmlns:cx3="http://schemas.microsoft.com/office/drawing/2016/5/9/chartex" xmlns:cx4="http://schemas.microsoft.com/office/drawing/2016/5/10/chartex" xmlns:cx5="http://schemas.microsoft.com/office/drawing/2016/5/11/chartex" xmlns:cx6="http://schemas.microsoft.com/office/drawing/2016/5/12/chartex" xmlns:cx7="http://schemas.microsoft.com/office/drawing/2016/5/13/chartex" xmlns:cx8="http://schemas.microsoft.com/office/drawing/2016/5/14/chartex" xmlns:cr="http://schemas.microsoft.com/office/comments/2020/reactions" xmlns:mc="http://schemas.openxmlformats.org/markup-compatibility/2006" xmlns:m="http://schemas.openxmlformats.org/officeDocument/2006/math" xmlns:aink="http://schemas.microsoft.com/office/drawing/2016/ink" xmlns:am3d="http://schemas.microsoft.com/office/drawing/2017/model3d" xmlns:oel="http://schemas.microsoft.com/office/2019/extlst" xmlns:r="http://schemas.openxmlformats.org/officeDocument/2006/relationships" xmlns:wp14="http://schemas.microsoft.com/office/word/2010/wordprocessingDrawing" xmlns:wp="http://schemas.openxmlformats.org/drawingml/2006/wordprocessingDrawing" xmlns:wpg="http://schemas.microsoft.com/office/word/2010/wordprocessingGroup" xmlns:wpi="http://schemas.microsoft.com/office/word/2010/wordprocessingInk" xmlns:wps="http://schemas.microsoft.com/office/word/2010/wordprocessingShape" xmlns:o="urn:schemas-microsoft-com:office:office" xmlns:v="urn:schemas-microsoft-com:vml" xmlns:w10="urn:schemas-microsoft-com:office:word" xmlns:w="http://schemas.openxmlformats.org/wordprocessingml/2006/main" xmlns:w14="http://schemas.microsoft.com/office/word/2010/wordml" xmlns:w15="http://schemas.microsoft.com/office/word/2012/wordml" xmlns:w16cei="http://schemas.microsoft.com/office/word/2026/wordml/cei" xmlns:w16cex="http://schemas.microsoft.com/office/word/2018/wordml/cex" xmlns:w16cid="http://schemas.microsoft.com/office/word/2016/wordml/cid" xmlns:w16="http://schemas.microsoft.com/office/word/2018/wordml" xmlns:w16sdtdh="http://schemas.microsoft.com/office/word/2020/wordml/sdtdatahash" xmlns:w16sdtfl="http://schemas.microsoft.com/office/word/2024/wordml/sdtformatlock" xmlns:w16se="http://schemas.microsoft.com/office/word/2015/wordml/symex" xmlns:w16du="http://schemas.microsoft.com/office/word/2023/wordml/word16du" xmlns:wne="http://schemas.microsoft.com/office/word/2006/wordml" mc:Ignorable="w14 w15 w16se w16cid w16 w16cex w16sdtdh w16sdtfl cr w16du wp14">
+<w16cex:commentsExtensible xmlns:wpc="http://schemas.microsoft.com/office/word/2010/wordprocessingCanvas" xmlns:cx="http://schemas.microsoft.com/office/drawing/2014/chartex" xmlns:cx1="http://schemas.microsoft.com/office/drawing/2015/9/8/chartex" xmlns:cx2="http://schemas.microsoft.com/office/drawing/2015/10/21/chartex" xmlns:cx3="http://schemas.microsoft.com/office/drawing/2016/5/9/chartex" xmlns:cx4="http://schemas.microsoft.com/office/drawing/2016/5/10/chartex" xmlns:cx5="http://schemas.microsoft.com/office/drawing/2016/5/11/chartex" xmlns:cx6="http://schemas.microsoft.com/office/drawing/2016/5/12/chartex" xmlns:cx7="http://schemas.microsoft.com/office/drawing/2016/5/13/chartex" xmlns:cx8="http://schemas.microsoft.com/office/drawing/2016/5/14/chartex" xmlns:cr="http://schemas.microsoft.com/office/comments/2020/reactions" xmlns:mc="http://schemas.openxmlformats.org/markup-compatibility/2006" xmlns:m="http://schemas.openxmlformats.org/officeDocument/2006/math" xmlns:aink="http://schemas.microsoft.com/office/drawing/2016/ink" xmlns:am3d="http://schemas.microsoft.com/office/drawing/2017/model3d" xmlns:oel="http://schemas.microsoft.com/office/2019/extlst" xmlns:r="http://schemas.openxmlformats.org/officeDocument/2006/relationships" xmlns:wp14="http://schemas.microsoft.com/office/word/2010/wordprocessingDrawing" xmlns:wp="http://schemas.openxmlformats.org/drawingml/2006/wordprocessingDrawing" xmlns:wpg="http://schemas.microsoft.com/office/word/2010/wordprocessingGroup" xmlns:wpi="http://schemas.microsoft.com/office/word/2010/wordprocessingInk" xmlns:wps="http://schemas.microsoft.com/office/word/2010/wordprocessingShape" xmlns:o="urn:schemas-microsoft-com:office:office" xmlns:v="urn:schemas-microsoft-com:vml" xmlns:w10="urn:schemas-microsoft-com:office:word" xmlns:w="http://schemas.openxmlformats.org/wordprocessingml/2006/main" xmlns:w14="http://schemas.microsoft.com/office/word/2010/wordml" xmlns:w15="http://schemas.microsoft.com/office/word/2012/wordml" xmlns:w16cex="http://schemas.microsoft.com/office/word/2018/wordml/cex" xmlns:w16cid="http://schemas.microsoft.com/office/word/2016/wordml/cid" xmlns:w16="http://schemas.microsoft.com/office/word/2018/wordml" xmlns:w16sdtdh="http://schemas.microsoft.com/office/word/2020/wordml/sdtdatahash" xmlns:w16sdtfl="http://schemas.microsoft.com/office/word/2024/wordml/sdtformatlock" xmlns:w16se="http://schemas.microsoft.com/office/word/2015/wordml/symex" xmlns:w16du="http://schemas.microsoft.com/office/word/2023/wordml/word16du" xmlns:wne="http://schemas.microsoft.com/office/word/2006/wordml" mc:Ignorable="w14 w15 w16se w16cid w16 w16cex w16sdtdh w16sdtfl cr w16du wp14">
   <w16cex:commentExtensible w16cex:durableId="51889A45" w16cex:dateUtc="2026-07-28T00:38:00Z"/>
   <w16cex:commentExtensible w16cex:durableId="0817FE47" w16cex:dateUtc="2026-07-28T00:33:00Z"/>
   <w16cex:commentExtensible w16cex:durableId="31A2C931" w16cex:dateUtc="2026-04-15T12:43:00Z"/>
@@ -29517,7 +29589,7 @@
 </file>
 
 <file path=word/commentsIds.xml><?xml version="1.0" encoding="utf-8"?>
-<w16cid:commentsIds xmlns:wpc="http://schemas.microsoft.com/office/word/2010/wordprocessingCanvas" xmlns:cx="http://schemas.microsoft.com/office/drawing/2014/chartex" xmlns:cx1="http://schemas.microsoft.com/office/drawing/2015/9/8/chartex" xmlns:cx2="http://schemas.microsoft.com/office/drawing/2015/10/21/chartex" xmlns:cx3="http://schemas.microsoft.com/office/drawing/2016/5/9/chartex" xmlns:cx4="http://schemas.microsoft.com/office/drawing/2016/5/10/chartex" xmlns:cx5="http://schemas.microsoft.com/office/drawing/2016/5/11/chartex" xmlns:cx6="http://schemas.microsoft.com/office/drawing/2016/5/12/chartex" xmlns:cx7="http://schemas.microsoft.com/office/drawing/2016/5/13/chartex" xmlns:cx8="http://schemas.microsoft.com/office/drawing/2016/5/14/chartex" xmlns:mc="http://schemas.openxmlformats.org/markup-compatibility/2006" xmlns:m="http://schemas.openxmlformats.org/officeDocument/2006/math" xmlns:aink="http://schemas.microsoft.com/office/drawing/2016/ink" xmlns:am3d="http://schemas.microsoft.com/office/drawing/2017/model3d" xmlns:oel="http://schemas.microsoft.com/office/2019/extlst" xmlns:r="http://schemas.openxmlformats.org/officeDocument/2006/relationships" xmlns:wp14="http://schemas.microsoft.com/office/word/2010/wordprocessingDrawing" xmlns:wp="http://schemas.openxmlformats.org/drawingml/2006/wordprocessingDrawing" xmlns:wpg="http://schemas.microsoft.com/office/word/2010/wordprocessingGroup" xmlns:wpi="http://schemas.microsoft.com/office/word/2010/wordprocessingInk" xmlns:wps="http://schemas.microsoft.com/office/word/2010/wordprocessingShape" xmlns:o="urn:schemas-microsoft-com:office:office" xmlns:v="urn:schemas-microsoft-com:vml" xmlns:w10="urn:schemas-microsoft-com:office:word" xmlns:w="http://schemas.openxmlformats.org/wordprocessingml/2006/main" xmlns:w14="http://schemas.microsoft.com/office/word/2010/wordml" xmlns:w15="http://schemas.microsoft.com/office/word/2012/wordml" xmlns:w16cei="http://schemas.microsoft.com/office/word/2026/wordml/cei" xmlns:w16cex="http://schemas.microsoft.com/office/word/2018/wordml/cex" xmlns:w16cid="http://schemas.microsoft.com/office/word/2016/wordml/cid" xmlns:w16="http://schemas.microsoft.com/office/word/2018/wordml" xmlns:w16sdtdh="http://schemas.microsoft.com/office/word/2020/wordml/sdtdatahash" xmlns:w16sdtfl="http://schemas.microsoft.com/office/word/2024/wordml/sdtformatlock" xmlns:w16se="http://schemas.microsoft.com/office/word/2015/wordml/symex" xmlns:w16du="http://schemas.microsoft.com/office/word/2023/wordml/word16du" xmlns:wne="http://schemas.microsoft.com/office/word/2006/wordml" mc:Ignorable="w14 w15 w16se w16cid w16 w16cex w16sdtdh w16sdtfl w16du wp14">
+<w16cid:commentsIds xmlns:wpc="http://schemas.microsoft.com/office/word/2010/wordprocessingCanvas" xmlns:cx="http://schemas.microsoft.com/office/drawing/2014/chartex" xmlns:cx1="http://schemas.microsoft.com/office/drawing/2015/9/8/chartex" xmlns:cx2="http://schemas.microsoft.com/office/drawing/2015/10/21/chartex" xmlns:cx3="http://schemas.microsoft.com/office/drawing/2016/5/9/chartex" xmlns:cx4="http://schemas.microsoft.com/office/drawing/2016/5/10/chartex" xmlns:cx5="http://schemas.microsoft.com/office/drawing/2016/5/11/chartex" xmlns:cx6="http://schemas.microsoft.com/office/drawing/2016/5/12/chartex" xmlns:cx7="http://schemas.microsoft.com/office/drawing/2016/5/13/chartex" xmlns:cx8="http://schemas.microsoft.com/office/drawing/2016/5/14/chartex" xmlns:mc="http://schemas.openxmlformats.org/markup-compatibility/2006" xmlns:m="http://schemas.openxmlformats.org/officeDocument/2006/math" xmlns:aink="http://schemas.microsoft.com/office/drawing/2016/ink" xmlns:am3d="http://schemas.microsoft.com/office/drawing/2017/model3d" xmlns:oel="http://schemas.microsoft.com/office/2019/extlst" xmlns:r="http://schemas.openxmlformats.org/officeDocument/2006/relationships" xmlns:wp14="http://schemas.microsoft.com/office/word/2010/wordprocessingDrawing" xmlns:wp="http://schemas.openxmlformats.org/drawingml/2006/wordprocessingDrawing" xmlns:wpg="http://schemas.microsoft.com/office/word/2010/wordprocessingGroup" xmlns:wpi="http://schemas.microsoft.com/office/word/2010/wordprocessingInk" xmlns:wps="http://schemas.microsoft.com/office/word/2010/wordprocessingShape" xmlns:o="urn:schemas-microsoft-com:office:office" xmlns:v="urn:schemas-microsoft-com:vml" xmlns:w10="urn:schemas-microsoft-com:office:word" xmlns:w="http://schemas.openxmlformats.org/wordprocessingml/2006/main" xmlns:w14="http://schemas.microsoft.com/office/word/2010/wordml" xmlns:w15="http://schemas.microsoft.com/office/word/2012/wordml" xmlns:w16cex="http://schemas.microsoft.com/office/word/2018/wordml/cex" xmlns:w16cid="http://schemas.microsoft.com/office/word/2016/wordml/cid" xmlns:w16="http://schemas.microsoft.com/office/word/2018/wordml" xmlns:w16sdtdh="http://schemas.microsoft.com/office/word/2020/wordml/sdtdatahash" xmlns:w16sdtfl="http://schemas.microsoft.com/office/word/2024/wordml/sdtformatlock" xmlns:w16se="http://schemas.microsoft.com/office/word/2015/wordml/symex" xmlns:w16du="http://schemas.microsoft.com/office/word/2023/wordml/word16du" xmlns:wne="http://schemas.microsoft.com/office/word/2006/wordml" mc:Ignorable="w14 w15 w16se w16cid w16 w16cex w16sdtdh w16sdtfl w16du wp14">
   <w16cid:commentId w16cid:paraId="4DD81356" w16cid:durableId="51889A45"/>
   <w16cid:commentId w16cid:paraId="12190B5D" w16cid:durableId="0817FE47"/>
   <w16cid:commentId w16cid:paraId="0D3D4FAE" w16cid:durableId="31A2C931"/>
@@ -29563,7 +29635,7 @@
 </file>
 
 <file path=word/endnotes.xml><?xml version="1.0" encoding="utf-8"?>
-<w:endnotes xmlns:wpc="http://schemas.microsoft.com/office/word/2010/wordprocessingCanvas" xmlns:cx="http://schemas.microsoft.com/office/drawing/2014/chartex" xmlns:cx1="http://schemas.microsoft.com/office/drawing/2015/9/8/chartex" xmlns:cx2="http://schemas.microsoft.com/office/drawing/2015/10/21/chartex" xmlns:cx3="http://schemas.microsoft.com/office/drawing/2016/5/9/chartex" xmlns:cx4="http://schemas.microsoft.com/office/drawing/2016/5/10/chartex" xmlns:cx5="http://schemas.microsoft.com/office/drawing/2016/5/11/chartex" xmlns:cx6="http://schemas.microsoft.com/office/drawing/2016/5/12/chartex" xmlns:cx7="http://schemas.microsoft.com/office/drawing/2016/5/13/chartex" xmlns:cx8="http://schemas.microsoft.com/office/drawing/2016/5/14/chartex" xmlns:mc="http://schemas.openxmlformats.org/markup-compatibility/2006" xmlns:m="http://schemas.openxmlformats.org/officeDocument/2006/math" xmlns:aink="http://schemas.microsoft.com/office/drawing/2016/ink" xmlns:am3d="http://schemas.microsoft.com/office/drawing/2017/model3d" xmlns:oel="http://schemas.microsoft.com/office/2019/extlst" xmlns:r="http://schemas.openxmlformats.org/officeDocument/2006/relationships" xmlns:wp14="http://schemas.microsoft.com/office/word/2010/wordprocessingDrawing" xmlns:wp="http://schemas.openxmlformats.org/drawingml/2006/wordprocessingDrawing" xmlns:wpg="http://schemas.microsoft.com/office/word/2010/wordprocessingGroup" xmlns:wpi="http://schemas.microsoft.com/office/word/2010/wordprocessingInk" xmlns:wps="http://schemas.microsoft.com/office/word/2010/wordprocessingShape" xmlns:o="urn:schemas-microsoft-com:office:office" xmlns:v="urn:schemas-microsoft-com:vml" xmlns:w10="urn:schemas-microsoft-com:office:word" xmlns:w="http://schemas.openxmlformats.org/wordprocessingml/2006/main" xmlns:w14="http://schemas.microsoft.com/office/word/2010/wordml" xmlns:w15="http://schemas.microsoft.com/office/word/2012/wordml" xmlns:w16cei="http://schemas.microsoft.com/office/word/2026/wordml/cei" xmlns:w16cex="http://schemas.microsoft.com/office/word/2018/wordml/cex" xmlns:w16cid="http://schemas.microsoft.com/office/word/2016/wordml/cid" xmlns:w16="http://schemas.microsoft.com/office/word/2018/wordml" xmlns:w16sdtdh="http://schemas.microsoft.com/office/word/2020/wordml/sdtdatahash" xmlns:w16sdtfl="http://schemas.microsoft.com/office/word/2024/wordml/sdtformatlock" xmlns:w16se="http://schemas.microsoft.com/office/word/2015/wordml/symex" xmlns:w16du="http://schemas.microsoft.com/office/word/2023/wordml/word16du" xmlns:wne="http://schemas.microsoft.com/office/word/2006/wordml" mc:Ignorable="w14 w15 w16se w16cid w16 w16cex w16sdtdh w16sdtfl w16du wp14">
+<w:endnotes xmlns:wpc="http://schemas.microsoft.com/office/word/2010/wordprocessingCanvas" xmlns:cx="http://schemas.microsoft.com/office/drawing/2014/chartex" xmlns:cx1="http://schemas.microsoft.com/office/drawing/2015/9/8/chartex" xmlns:cx2="http://schemas.microsoft.com/office/drawing/2015/10/21/chartex" xmlns:cx3="http://schemas.microsoft.com/office/drawing/2016/5/9/chartex" xmlns:cx4="http://schemas.microsoft.com/office/drawing/2016/5/10/chartex" xmlns:cx5="http://schemas.microsoft.com/office/drawing/2016/5/11/chartex" xmlns:cx6="http://schemas.microsoft.com/office/drawing/2016/5/12/chartex" xmlns:cx7="http://schemas.microsoft.com/office/drawing/2016/5/13/chartex" xmlns:cx8="http://schemas.microsoft.com/office/drawing/2016/5/14/chartex" xmlns:mc="http://schemas.openxmlformats.org/markup-compatibility/2006" xmlns:m="http://schemas.openxmlformats.org/officeDocument/2006/math" xmlns:aink="http://schemas.microsoft.com/office/drawing/2016/ink" xmlns:am3d="http://schemas.microsoft.com/office/drawing/2017/model3d" xmlns:oel="http://schemas.microsoft.com/office/2019/extlst" xmlns:r="http://schemas.openxmlformats.org/officeDocument/2006/relationships" xmlns:wp14="http://schemas.microsoft.com/office/word/2010/wordprocessingDrawing" xmlns:wp="http://schemas.openxmlformats.org/drawingml/2006/wordprocessingDrawing" xmlns:wpg="http://schemas.microsoft.com/office/word/2010/wordprocessingGroup" xmlns:wpi="http://schemas.microsoft.com/office/word/2010/wordprocessingInk" xmlns:wps="http://schemas.microsoft.com/office/word/2010/wordprocessingShape" xmlns:o="urn:schemas-microsoft-com:office:office" xmlns:v="urn:schemas-microsoft-com:vml" xmlns:w10="urn:schemas-microsoft-com:office:word" xmlns:w="http://schemas.openxmlformats.org/wordprocessingml/2006/main" xmlns:w14="http://schemas.microsoft.com/office/word/2010/wordml" xmlns:w15="http://schemas.microsoft.com/office/word/2012/wordml" xmlns:w16cex="http://schemas.microsoft.com/office/word/2018/wordml/cex" xmlns:w16cid="http://schemas.microsoft.com/office/word/2016/wordml/cid" xmlns:w16="http://schemas.microsoft.com/office/word/2018/wordml" xmlns:w16sdtdh="http://schemas.microsoft.com/office/word/2020/wordml/sdtdatahash" xmlns:w16sdtfl="http://schemas.microsoft.com/office/word/2024/wordml/sdtformatlock" xmlns:w16se="http://schemas.microsoft.com/office/word/2015/wordml/symex" xmlns:w16du="http://schemas.microsoft.com/office/word/2023/wordml/word16du" xmlns:wne="http://schemas.microsoft.com/office/word/2006/wordml" mc:Ignorable="w14 w15 w16se w16cid w16 w16cex w16sdtdh w16sdtfl w16du wp14">
   <w:endnote w:type="separator" w:id="-1">
     <w:p>
       <w:pPr>
@@ -29588,7 +29660,7 @@
 </file>
 
 <file path=word/footer1.xml><?xml version="1.0" encoding="utf-8"?>
-<w:ftr xmlns:wpc="http://schemas.microsoft.com/office/word/2010/wordprocessingCanvas" xmlns:cx="http://schemas.microsoft.com/office/drawing/2014/chartex" xmlns:cx1="http://schemas.microsoft.com/office/drawing/2015/9/8/chartex" xmlns:cx2="http://schemas.microsoft.com/office/drawing/2015/10/21/chartex" xmlns:cx3="http://schemas.microsoft.com/office/drawing/2016/5/9/chartex" xmlns:cx4="http://schemas.microsoft.com/office/drawing/2016/5/10/chartex" xmlns:cx5="http://schemas.microsoft.com/office/drawing/2016/5/11/chartex" xmlns:cx6="http://schemas.microsoft.com/office/drawing/2016/5/12/chartex" xmlns:cx7="http://schemas.microsoft.com/office/drawing/2016/5/13/chartex" xmlns:cx8="http://schemas.microsoft.com/office/drawing/2016/5/14/chartex" xmlns:mc="http://schemas.openxmlformats.org/markup-compatibility/2006" xmlns:m="http://schemas.openxmlformats.org/officeDocument/2006/math" xmlns:aink="http://schemas.microsoft.com/office/drawing/2016/ink" xmlns:am3d="http://schemas.microsoft.com/office/drawing/2017/model3d" xmlns:oel="http://schemas.microsoft.com/office/2019/extlst" xmlns:r="http://schemas.openxmlformats.org/officeDocument/2006/relationships" xmlns:wp14="http://schemas.microsoft.com/office/word/2010/wordprocessingDrawing" xmlns:wp="http://schemas.openxmlformats.org/drawingml/2006/wordprocessingDrawing" xmlns:wpg="http://schemas.microsoft.com/office/word/2010/wordprocessingGroup" xmlns:wpi="http://schemas.microsoft.com/office/word/2010/wordprocessingInk" xmlns:wps="http://schemas.microsoft.com/office/word/2010/wordprocessingShape" xmlns:o="urn:schemas-microsoft-com:office:office" xmlns:v="urn:schemas-microsoft-com:vml" xmlns:w10="urn:schemas-microsoft-com:office:word" xmlns:w="http://schemas.openxmlformats.org/wordprocessingml/2006/main" xmlns:w14="http://schemas.microsoft.com/office/word/2010/wordml" xmlns:w15="http://schemas.microsoft.com/office/word/2012/wordml" xmlns:w16cei="http://schemas.microsoft.com/office/word/2026/wordml/cei" xmlns:w16cex="http://schemas.microsoft.com/office/word/2018/wordml/cex" xmlns:w16cid="http://schemas.microsoft.com/office/word/2016/wordml/cid" xmlns:w16="http://schemas.microsoft.com/office/word/2018/wordml" xmlns:w16sdtdh="http://schemas.microsoft.com/office/word/2020/wordml/sdtdatahash" xmlns:w16sdtfl="http://schemas.microsoft.com/office/word/2024/wordml/sdtformatlock" xmlns:w16se="http://schemas.microsoft.com/office/word/2015/wordml/symex" xmlns:w16du="http://schemas.microsoft.com/office/word/2023/wordml/word16du" xmlns:wne="http://schemas.microsoft.com/office/word/2006/wordml" mc:Ignorable="w14 w15 w16se w16cid w16 w16cex w16sdtdh w16sdtfl w16du wp14">
+<w:ftr xmlns:wpc="http://schemas.microsoft.com/office/word/2010/wordprocessingCanvas" xmlns:cx="http://schemas.microsoft.com/office/drawing/2014/chartex" xmlns:cx1="http://schemas.microsoft.com/office/drawing/2015/9/8/chartex" xmlns:cx2="http://schemas.microsoft.com/office/drawing/2015/10/21/chartex" xmlns:cx3="http://schemas.microsoft.com/office/drawing/2016/5/9/chartex" xmlns:cx4="http://schemas.microsoft.com/office/drawing/2016/5/10/chartex" xmlns:cx5="http://schemas.microsoft.com/office/drawing/2016/5/11/chartex" xmlns:cx6="http://schemas.microsoft.com/office/drawing/2016/5/12/chartex" xmlns:cx7="http://schemas.microsoft.com/office/drawing/2016/5/13/chartex" xmlns:cx8="http://schemas.microsoft.com/office/drawing/2016/5/14/chartex" xmlns:mc="http://schemas.openxmlformats.org/markup-compatibility/2006" xmlns:m="http://schemas.openxmlformats.org/officeDocument/2006/math" xmlns:aink="http://schemas.microsoft.com/office/drawing/2016/ink" xmlns:am3d="http://schemas.microsoft.com/office/drawing/2017/model3d" xmlns:oel="http://schemas.microsoft.com/office/2019/extlst" xmlns:r="http://schemas.openxmlformats.org/officeDocument/2006/relationships" xmlns:wp14="http://schemas.microsoft.com/office/word/2010/wordprocessingDrawing" xmlns:wp="http://schemas.openxmlformats.org/drawingml/2006/wordprocessingDrawing" xmlns:wpg="http://schemas.microsoft.com/office/word/2010/wordprocessingGroup" xmlns:wpi="http://schemas.microsoft.com/office/word/2010/wordprocessingInk" xmlns:wps="http://schemas.microsoft.com/office/word/2010/wordprocessingShape" xmlns:o="urn:schemas-microsoft-com:office:office" xmlns:v="urn:schemas-microsoft-com:vml" xmlns:w10="urn:schemas-microsoft-com:office:word" xmlns:w="http://schemas.openxmlformats.org/wordprocessingml/2006/main" xmlns:w14="http://schemas.microsoft.com/office/word/2010/wordml" xmlns:w15="http://schemas.microsoft.com/office/word/2012/wordml" xmlns:w16cex="http://schemas.microsoft.com/office/word/2018/wordml/cex" xmlns:w16cid="http://schemas.microsoft.com/office/word/2016/wordml/cid" xmlns:w16="http://schemas.microsoft.com/office/word/2018/wordml" xmlns:w16sdtdh="http://schemas.microsoft.com/office/word/2020/wordml/sdtdatahash" xmlns:w16sdtfl="http://schemas.microsoft.com/office/word/2024/wordml/sdtformatlock" xmlns:w16se="http://schemas.microsoft.com/office/word/2015/wordml/symex" xmlns:w16du="http://schemas.microsoft.com/office/word/2023/wordml/word16du" xmlns:wne="http://schemas.microsoft.com/office/word/2006/wordml" mc:Ignorable="w14 w15 w16se w16cid w16 w16cex w16sdtdh w16sdtfl w16du wp14">
   <w:p>
     <w:pPr>
       <w:pBdr>
@@ -29687,7 +29759,7 @@
 </file>
 
 <file path=word/footnotes.xml><?xml version="1.0" encoding="utf-8"?>
-<w:footnotes xmlns:wpc="http://schemas.microsoft.com/office/word/2010/wordprocessingCanvas" xmlns:cx="http://schemas.microsoft.com/office/drawing/2014/chartex" xmlns:cx1="http://schemas.microsoft.com/office/drawing/2015/9/8/chartex" xmlns:cx2="http://schemas.microsoft.com/office/drawing/2015/10/21/chartex" xmlns:cx3="http://schemas.microsoft.com/office/drawing/2016/5/9/chartex" xmlns:cx4="http://schemas.microsoft.com/office/drawing/2016/5/10/chartex" xmlns:cx5="http://schemas.microsoft.com/office/drawing/2016/5/11/chartex" xmlns:cx6="http://schemas.microsoft.com/office/drawing/2016/5/12/chartex" xmlns:cx7="http://schemas.microsoft.com/office/drawing/2016/5/13/chartex" xmlns:cx8="http://schemas.microsoft.com/office/drawing/2016/5/14/chartex" xmlns:mc="http://schemas.openxmlformats.org/markup-compatibility/2006" xmlns:m="http://schemas.openxmlformats.org/officeDocument/2006/math" xmlns:aink="http://schemas.microsoft.com/office/drawing/2016/ink" xmlns:am3d="http://schemas.microsoft.com/office/drawing/2017/model3d" xmlns:oel="http://schemas.microsoft.com/office/2019/extlst" xmlns:r="http://schemas.openxmlformats.org/officeDocument/2006/relationships" xmlns:wp14="http://schemas.microsoft.com/office/word/2010/wordprocessingDrawing" xmlns:wp="http://schemas.openxmlformats.org/drawingml/2006/wordprocessingDrawing" xmlns:wpg="http://schemas.microsoft.com/office/word/2010/wordprocessingGroup" xmlns:wpi="http://schemas.microsoft.com/office/word/2010/wordprocessingInk" xmlns:wps="http://schemas.microsoft.com/office/word/2010/wordprocessingShape" xmlns:o="urn:schemas-microsoft-com:office:office" xmlns:v="urn:schemas-microsoft-com:vml" xmlns:w10="urn:schemas-microsoft-com:office:word" xmlns:w="http://schemas.openxmlformats.org/wordprocessingml/2006/main" xmlns:w14="http://schemas.microsoft.com/office/word/2010/wordml" xmlns:w15="http://schemas.microsoft.com/office/word/2012/wordml" xmlns:w16cei="http://schemas.microsoft.com/office/word/2026/wordml/cei" xmlns:w16cex="http://schemas.microsoft.com/office/word/2018/wordml/cex" xmlns:w16cid="http://schemas.microsoft.com/office/word/2016/wordml/cid" xmlns:w16="http://schemas.microsoft.com/office/word/2018/wordml" xmlns:w16sdtdh="http://schemas.microsoft.com/office/word/2020/wordml/sdtdatahash" xmlns:w16sdtfl="http://schemas.microsoft.com/office/word/2024/wordml/sdtformatlock" xmlns:w16se="http://schemas.microsoft.com/office/word/2015/wordml/symex" xmlns:w16du="http://schemas.microsoft.com/office/word/2023/wordml/word16du" xmlns:wne="http://schemas.microsoft.com/office/word/2006/wordml" mc:Ignorable="w14 w15 w16se w16cid w16 w16cex w16sdtdh w16sdtfl w16du wp14">
+<w:footnotes xmlns:wpc="http://schemas.microsoft.com/office/word/2010/wordprocessingCanvas" xmlns:cx="http://schemas.microsoft.com/office/drawing/2014/chartex" xmlns:cx1="http://schemas.microsoft.com/office/drawing/2015/9/8/chartex" xmlns:cx2="http://schemas.microsoft.com/office/drawing/2015/10/21/chartex" xmlns:cx3="http://schemas.microsoft.com/office/drawing/2016/5/9/chartex" xmlns:cx4="http://schemas.microsoft.com/office/drawing/2016/5/10/chartex" xmlns:cx5="http://schemas.microsoft.com/office/drawing/2016/5/11/chartex" xmlns:cx6="http://schemas.microsoft.com/office/drawing/2016/5/12/chartex" xmlns:cx7="http://schemas.microsoft.com/office/drawing/2016/5/13/chartex" xmlns:cx8="http://schemas.microsoft.com/office/drawing/2016/5/14/chartex" xmlns:mc="http://schemas.openxmlformats.org/markup-compatibility/2006" xmlns:m="http://schemas.openxmlformats.org/officeDocument/2006/math" xmlns:aink="http://schemas.microsoft.com/office/drawing/2016/ink" xmlns:am3d="http://schemas.microsoft.com/office/drawing/2017/model3d" xmlns:oel="http://schemas.microsoft.com/office/2019/extlst" xmlns:r="http://schemas.openxmlformats.org/officeDocument/2006/relationships" xmlns:wp14="http://schemas.microsoft.com/office/word/2010/wordprocessingDrawing" xmlns:wp="http://schemas.openxmlformats.org/drawingml/2006/wordprocessingDrawing" xmlns:wpg="http://schemas.microsoft.com/office/word/2010/wordprocessingGroup" xmlns:wpi="http://schemas.microsoft.com/office/word/2010/wordprocessingInk" xmlns:wps="http://schemas.microsoft.com/office/word/2010/wordprocessingShape" xmlns:o="urn:schemas-microsoft-com:office:office" xmlns:v="urn:schemas-microsoft-com:vml" xmlns:w10="urn:schemas-microsoft-com:office:word" xmlns:w="http://schemas.openxmlformats.org/wordprocessingml/2006/main" xmlns:w14="http://schemas.microsoft.com/office/word/2010/wordml" xmlns:w15="http://schemas.microsoft.com/office/word/2012/wordml" xmlns:w16cex="http://schemas.microsoft.com/office/word/2018/wordml/cex" xmlns:w16cid="http://schemas.microsoft.com/office/word/2016/wordml/cid" xmlns:w16="http://schemas.microsoft.com/office/word/2018/wordml" xmlns:w16sdtdh="http://schemas.microsoft.com/office/word/2020/wordml/sdtdatahash" xmlns:w16sdtfl="http://schemas.microsoft.com/office/word/2024/wordml/sdtformatlock" xmlns:w16se="http://schemas.microsoft.com/office/word/2015/wordml/symex" xmlns:w16du="http://schemas.microsoft.com/office/word/2023/wordml/word16du" xmlns:wne="http://schemas.microsoft.com/office/word/2006/wordml" mc:Ignorable="w14 w15 w16se w16cid w16 w16cex w16sdtdh w16sdtfl w16du wp14">
   <w:footnote w:type="separator" w:id="-1">
     <w:p>
       <w:pPr>
@@ -29712,7 +29784,7 @@
 </file>
 
 <file path=word/header1.xml><?xml version="1.0" encoding="utf-8"?>
-<w:hdr xmlns:wpc="http://schemas.microsoft.com/office/word/2010/wordprocessingCanvas" xmlns:cx="http://schemas.microsoft.com/office/drawing/2014/chartex" xmlns:cx1="http://schemas.microsoft.com/office/drawing/2015/9/8/chartex" xmlns:cx2="http://schemas.microsoft.com/office/drawing/2015/10/21/chartex" xmlns:cx3="http://schemas.microsoft.com/office/drawing/2016/5/9/chartex" xmlns:cx4="http://schemas.microsoft.com/office/drawing/2016/5/10/chartex" xmlns:cx5="http://schemas.microsoft.com/office/drawing/2016/5/11/chartex" xmlns:cx6="http://schemas.microsoft.com/office/drawing/2016/5/12/chartex" xmlns:cx7="http://schemas.microsoft.com/office/drawing/2016/5/13/chartex" xmlns:cx8="http://schemas.microsoft.com/office/drawing/2016/5/14/chartex" xmlns:mc="http://schemas.openxmlformats.org/markup-compatibility/2006" xmlns:m="http://schemas.openxmlformats.org/officeDocument/2006/math" xmlns:aink="http://schemas.microsoft.com/office/drawing/2016/ink" xmlns:am3d="http://schemas.microsoft.com/office/drawing/2017/model3d" xmlns:oel="http://schemas.microsoft.com/office/2019/extlst" xmlns:r="http://schemas.openxmlformats.org/officeDocument/2006/relationships" xmlns:wp14="http://schemas.microsoft.com/office/word/2010/wordprocessingDrawing" xmlns:wp="http://schemas.openxmlformats.org/drawingml/2006/wordprocessingDrawing" xmlns:wpg="http://schemas.microsoft.com/office/word/2010/wordprocessingGroup" xmlns:wpi="http://schemas.microsoft.com/office/word/2010/wordprocessingInk" xmlns:wps="http://schemas.microsoft.com/office/word/2010/wordprocessingShape" xmlns:o="urn:schemas-microsoft-com:office:office" xmlns:v="urn:schemas-microsoft-com:vml" xmlns:w10="urn:schemas-microsoft-com:office:word" xmlns:w="http://schemas.openxmlformats.org/wordprocessingml/2006/main" xmlns:w14="http://schemas.microsoft.com/office/word/2010/wordml" xmlns:w15="http://schemas.microsoft.com/office/word/2012/wordml" xmlns:w16cei="http://schemas.microsoft.com/office/word/2026/wordml/cei" xmlns:w16cex="http://schemas.microsoft.com/office/word/2018/wordml/cex" xmlns:w16cid="http://schemas.microsoft.com/office/word/2016/wordml/cid" xmlns:w16="http://schemas.microsoft.com/office/word/2018/wordml" xmlns:w16sdtdh="http://schemas.microsoft.com/office/word/2020/wordml/sdtdatahash" xmlns:w16sdtfl="http://schemas.microsoft.com/office/word/2024/wordml/sdtformatlock" xmlns:w16se="http://schemas.microsoft.com/office/word/2015/wordml/symex" xmlns:w16du="http://schemas.microsoft.com/office/word/2023/wordml/word16du" xmlns:wne="http://schemas.microsoft.com/office/word/2006/wordml" mc:Ignorable="w14 w15 w16se w16cid w16 w16cex w16sdtdh w16sdtfl w16du wp14">
+<w:hdr xmlns:wpc="http://schemas.microsoft.com/office/word/2010/wordprocessingCanvas" xmlns:cx="http://schemas.microsoft.com/office/drawing/2014/chartex" xmlns:cx1="http://schemas.microsoft.com/office/drawing/2015/9/8/chartex" xmlns:cx2="http://schemas.microsoft.com/office/drawing/2015/10/21/chartex" xmlns:cx3="http://schemas.microsoft.com/office/drawing/2016/5/9/chartex" xmlns:cx4="http://schemas.microsoft.com/office/drawing/2016/5/10/chartex" xmlns:cx5="http://schemas.microsoft.com/office/drawing/2016/5/11/chartex" xmlns:cx6="http://schemas.microsoft.com/office/drawing/2016/5/12/chartex" xmlns:cx7="http://schemas.microsoft.com/office/drawing/2016/5/13/chartex" xmlns:cx8="http://schemas.microsoft.com/office/drawing/2016/5/14/chartex" xmlns:mc="http://schemas.openxmlformats.org/markup-compatibility/2006" xmlns:m="http://schemas.openxmlformats.org/officeDocument/2006/math" xmlns:aink="http://schemas.microsoft.com/office/drawing/2016/ink" xmlns:am3d="http://schemas.microsoft.com/office/drawing/2017/model3d" xmlns:oel="http://schemas.microsoft.com/office/2019/extlst" xmlns:r="http://schemas.openxmlformats.org/officeDocument/2006/relationships" xmlns:wp14="http://schemas.microsoft.com/office/word/2010/wordprocessingDrawing" xmlns:wp="http://schemas.openxmlformats.org/drawingml/2006/wordprocessingDrawing" xmlns:wpg="http://schemas.microsoft.com/office/word/2010/wordprocessingGroup" xmlns:wpi="http://schemas.microsoft.com/office/word/2010/wordprocessingInk" xmlns:wps="http://schemas.microsoft.com/office/word/2010/wordprocessingShape" xmlns:o="urn:schemas-microsoft-com:office:office" xmlns:v="urn:schemas-microsoft-com:vml" xmlns:w10="urn:schemas-microsoft-com:office:word" xmlns:w="http://schemas.openxmlformats.org/wordprocessingml/2006/main" xmlns:w14="http://schemas.microsoft.com/office/word/2010/wordml" xmlns:w15="http://schemas.microsoft.com/office/word/2012/wordml" xmlns:w16cex="http://schemas.microsoft.com/office/word/2018/wordml/cex" xmlns:w16cid="http://schemas.microsoft.com/office/word/2016/wordml/cid" xmlns:w16="http://schemas.microsoft.com/office/word/2018/wordml" xmlns:w16sdtdh="http://schemas.microsoft.com/office/word/2020/wordml/sdtdatahash" xmlns:w16sdtfl="http://schemas.microsoft.com/office/word/2024/wordml/sdtformatlock" xmlns:w16se="http://schemas.microsoft.com/office/word/2015/wordml/symex" xmlns:w16du="http://schemas.microsoft.com/office/word/2023/wordml/word16du" xmlns:wne="http://schemas.microsoft.com/office/word/2006/wordml" mc:Ignorable="w14 w15 w16se w16cid w16 w16cex w16sdtdh w16sdtfl w16du wp14">
   <w:p>
     <w:pPr>
       <w:pBdr>
@@ -29860,7 +29932,7 @@
 </file>
 
 <file path=word/numbering.xml><?xml version="1.0" encoding="utf-8"?>
-<w:numbering xmlns:wpc="http://schemas.microsoft.com/office/word/2010/wordprocessingCanvas" xmlns:cx="http://schemas.microsoft.com/office/drawing/2014/chartex" xmlns:cx1="http://schemas.microsoft.com/office/drawing/2015/9/8/chartex" xmlns:cx2="http://schemas.microsoft.com/office/drawing/2015/10/21/chartex" xmlns:cx3="http://schemas.microsoft.com/office/drawing/2016/5/9/chartex" xmlns:cx4="http://schemas.microsoft.com/office/drawing/2016/5/10/chartex" xmlns:cx5="http://schemas.microsoft.com/office/drawing/2016/5/11/chartex" xmlns:cx6="http://schemas.microsoft.com/office/drawing/2016/5/12/chartex" xmlns:cx7="http://schemas.microsoft.com/office/drawing/2016/5/13/chartex" xmlns:cx8="http://schemas.microsoft.com/office/drawing/2016/5/14/chartex" xmlns:mc="http://schemas.openxmlformats.org/markup-compatibility/2006" xmlns:m="http://schemas.openxmlformats.org/officeDocument/2006/math" xmlns:aink="http://schemas.microsoft.com/office/drawing/2016/ink" xmlns:am3d="http://schemas.microsoft.com/office/drawing/2017/model3d" xmlns:oel="http://schemas.microsoft.com/office/2019/extlst" xmlns:r="http://schemas.openxmlformats.org/officeDocument/2006/relationships" xmlns:wp14="http://schemas.microsoft.com/office/word/2010/wordprocessingDrawing" xmlns:wp="http://schemas.openxmlformats.org/drawingml/2006/wordprocessingDrawing" xmlns:wpg="http://schemas.microsoft.com/office/word/2010/wordprocessingGroup" xmlns:wpi="http://schemas.microsoft.com/office/word/2010/wordprocessingInk" xmlns:wps="http://schemas.microsoft.com/office/word/2010/wordprocessingShape" xmlns:o="urn:schemas-microsoft-com:office:office" xmlns:v="urn:schemas-microsoft-com:vml" xmlns:w10="urn:schemas-microsoft-com:office:word" xmlns:w="http://schemas.openxmlformats.org/wordprocessingml/2006/main" xmlns:w14="http://schemas.microsoft.com/office/word/2010/wordml" xmlns:w15="http://schemas.microsoft.com/office/word/2012/wordml" xmlns:w16cei="http://schemas.microsoft.com/office/word/2026/wordml/cei" xmlns:w16cex="http://schemas.microsoft.com/office/word/2018/wordml/cex" xmlns:w16cid="http://schemas.microsoft.com/office/word/2016/wordml/cid" xmlns:w16="http://schemas.microsoft.com/office/word/2018/wordml" xmlns:w16sdtdh="http://schemas.microsoft.com/office/word/2020/wordml/sdtdatahash" xmlns:w16sdtfl="http://schemas.microsoft.com/office/word/2024/wordml/sdtformatlock" xmlns:w16se="http://schemas.microsoft.com/office/word/2015/wordml/symex" xmlns:w16du="http://schemas.microsoft.com/office/word/2023/wordml/word16du" xmlns:wne="http://schemas.microsoft.com/office/word/2006/wordml" mc:Ignorable="w14 w15 w16se w16cid w16 w16cex w16sdtdh w16sdtfl w16du wp14">
+<w:numbering xmlns:wpc="http://schemas.microsoft.com/office/word/2010/wordprocessingCanvas" xmlns:cx="http://schemas.microsoft.com/office/drawing/2014/chartex" xmlns:cx1="http://schemas.microsoft.com/office/drawing/2015/9/8/chartex" xmlns:cx2="http://schemas.microsoft.com/office/drawing/2015/10/21/chartex" xmlns:cx3="http://schemas.microsoft.com/office/drawing/2016/5/9/chartex" xmlns:cx4="http://schemas.microsoft.com/office/drawing/2016/5/10/chartex" xmlns:cx5="http://schemas.microsoft.com/office/drawing/2016/5/11/chartex" xmlns:cx6="http://schemas.microsoft.com/office/drawing/2016/5/12/chartex" xmlns:cx7="http://schemas.microsoft.com/office/drawing/2016/5/13/chartex" xmlns:cx8="http://schemas.microsoft.com/office/drawing/2016/5/14/chartex" xmlns:mc="http://schemas.openxmlformats.org/markup-compatibility/2006" xmlns:m="http://schemas.openxmlformats.org/officeDocument/2006/math" xmlns:aink="http://schemas.microsoft.com/office/drawing/2016/ink" xmlns:am3d="http://schemas.microsoft.com/office/drawing/2017/model3d" xmlns:oel="http://schemas.microsoft.com/office/2019/extlst" xmlns:r="http://schemas.openxmlformats.org/officeDocument/2006/relationships" xmlns:wp14="http://schemas.microsoft.com/office/word/2010/wordprocessingDrawing" xmlns:wp="http://schemas.openxmlformats.org/drawingml/2006/wordprocessingDrawing" xmlns:wpg="http://schemas.microsoft.com/office/word/2010/wordprocessingGroup" xmlns:wpi="http://schemas.microsoft.com/office/word/2010/wordprocessingInk" xmlns:wps="http://schemas.microsoft.com/office/word/2010/wordprocessingShape" xmlns:o="urn:schemas-microsoft-com:office:office" xmlns:v="urn:schemas-microsoft-com:vml" xmlns:w10="urn:schemas-microsoft-com:office:word" xmlns:w="http://schemas.openxmlformats.org/wordprocessingml/2006/main" xmlns:w14="http://schemas.microsoft.com/office/word/2010/wordml" xmlns:w15="http://schemas.microsoft.com/office/word/2012/wordml" xmlns:w16cex="http://schemas.microsoft.com/office/word/2018/wordml/cex" xmlns:w16cid="http://schemas.microsoft.com/office/word/2016/wordml/cid" xmlns:w16="http://schemas.microsoft.com/office/word/2018/wordml" xmlns:w16sdtdh="http://schemas.microsoft.com/office/word/2020/wordml/sdtdatahash" xmlns:w16sdtfl="http://schemas.microsoft.com/office/word/2024/wordml/sdtformatlock" xmlns:w16se="http://schemas.microsoft.com/office/word/2015/wordml/symex" xmlns:w16du="http://schemas.microsoft.com/office/word/2023/wordml/word16du" xmlns:wne="http://schemas.microsoft.com/office/word/2006/wordml" mc:Ignorable="w14 w15 w16se w16cid w16 w16cex w16sdtdh w16sdtfl w16du wp14">
   <w:abstractNum w:abstractNumId="0" w15:restartNumberingAfterBreak="0">
     <w:nsid w:val="02F52568"/>
     <w:multiLevelType w:val="hybridMultilevel"/>
@@ -33805,7 +33877,7 @@
 </file>
 
 <file path=word/people.xml><?xml version="1.0" encoding="utf-8"?>
-<w15:people xmlns:wpc="http://schemas.microsoft.com/office/word/2010/wordprocessingCanvas" xmlns:cx="http://schemas.microsoft.com/office/drawing/2014/chartex" xmlns:cx1="http://schemas.microsoft.com/office/drawing/2015/9/8/chartex" xmlns:cx2="http://schemas.microsoft.com/office/drawing/2015/10/21/chartex" xmlns:cx3="http://schemas.microsoft.com/office/drawing/2016/5/9/chartex" xmlns:cx4="http://schemas.microsoft.com/office/drawing/2016/5/10/chartex" xmlns:cx5="http://schemas.microsoft.com/office/drawing/2016/5/11/chartex" xmlns:cx6="http://schemas.microsoft.com/office/drawing/2016/5/12/chartex" xmlns:cx7="http://schemas.microsoft.com/office/drawing/2016/5/13/chartex" xmlns:cx8="http://schemas.microsoft.com/office/drawing/2016/5/14/chartex" xmlns:mc="http://schemas.openxmlformats.org/markup-compatibility/2006" xmlns:m="http://schemas.openxmlformats.org/officeDocument/2006/math" xmlns:aink="http://schemas.microsoft.com/office/drawing/2016/ink" xmlns:am3d="http://schemas.microsoft.com/office/drawing/2017/model3d" xmlns:oel="http://schemas.microsoft.com/office/2019/extlst" xmlns:r="http://schemas.openxmlformats.org/officeDocument/2006/relationships" xmlns:wp14="http://schemas.microsoft.com/office/word/2010/wordprocessingDrawing" xmlns:wp="http://schemas.openxmlformats.org/drawingml/2006/wordprocessingDrawing" xmlns:wpg="http://schemas.microsoft.com/office/word/2010/wordprocessingGroup" xmlns:wpi="http://schemas.microsoft.com/office/word/2010/wordprocessingInk" xmlns:wps="http://schemas.microsoft.com/office/word/2010/wordprocessingShape" xmlns:o="urn:schemas-microsoft-com:office:office" xmlns:v="urn:schemas-microsoft-com:vml" xmlns:w10="urn:schemas-microsoft-com:office:word" xmlns:w="http://schemas.openxmlformats.org/wordprocessingml/2006/main" xmlns:w14="http://schemas.microsoft.com/office/word/2010/wordml" xmlns:w15="http://schemas.microsoft.com/office/word/2012/wordml" xmlns:w16cei="http://schemas.microsoft.com/office/word/2026/wordml/cei" xmlns:w16cex="http://schemas.microsoft.com/office/word/2018/wordml/cex" xmlns:w16cid="http://schemas.microsoft.com/office/word/2016/wordml/cid" xmlns:w16="http://schemas.microsoft.com/office/word/2018/wordml" xmlns:w16sdtdh="http://schemas.microsoft.com/office/word/2020/wordml/sdtdatahash" xmlns:w16sdtfl="http://schemas.microsoft.com/office/word/2024/wordml/sdtformatlock" xmlns:w16se="http://schemas.microsoft.com/office/word/2015/wordml/symex" xmlns:w16du="http://schemas.microsoft.com/office/word/2023/wordml/word16du" xmlns:wne="http://schemas.microsoft.com/office/word/2006/wordml" mc:Ignorable="w14 w15 w16se w16cid w16 w16cex w16sdtdh w16sdtfl w16du wp14">
+<w15:people xmlns:wpc="http://schemas.microsoft.com/office/word/2010/wordprocessingCanvas" xmlns:cx="http://schemas.microsoft.com/office/drawing/2014/chartex" xmlns:cx1="http://schemas.microsoft.com/office/drawing/2015/9/8/chartex" xmlns:cx2="http://schemas.microsoft.com/office/drawing/2015/10/21/chartex" xmlns:cx3="http://schemas.microsoft.com/office/drawing/2016/5/9/chartex" xmlns:cx4="http://schemas.microsoft.com/office/drawing/2016/5/10/chartex" xmlns:cx5="http://schemas.microsoft.com/office/drawing/2016/5/11/chartex" xmlns:cx6="http://schemas.microsoft.com/office/drawing/2016/5/12/chartex" xmlns:cx7="http://schemas.microsoft.com/office/drawing/2016/5/13/chartex" xmlns:cx8="http://schemas.microsoft.com/office/drawing/2016/5/14/chartex" xmlns:mc="http://schemas.openxmlformats.org/markup-compatibility/2006" xmlns:m="http://schemas.openxmlformats.org/officeDocument/2006/math" xmlns:aink="http://schemas.microsoft.com/office/drawing/2016/ink" xmlns:am3d="http://schemas.microsoft.com/office/drawing/2017/model3d" xmlns:oel="http://schemas.microsoft.com/office/2019/extlst" xmlns:r="http://schemas.openxmlformats.org/officeDocument/2006/relationships" xmlns:wp14="http://schemas.microsoft.com/office/word/2010/wordprocessingDrawing" xmlns:wp="http://schemas.openxmlformats.org/drawingml/2006/wordprocessingDrawing" xmlns:wpg="http://schemas.microsoft.com/office/word/2010/wordprocessingGroup" xmlns:wpi="http://schemas.microsoft.com/office/word/2010/wordprocessingInk" xmlns:wps="http://schemas.microsoft.com/office/word/2010/wordprocessingShape" xmlns:o="urn:schemas-microsoft-com:office:office" xmlns:v="urn:schemas-microsoft-com:vml" xmlns:w10="urn:schemas-microsoft-com:office:word" xmlns:w="http://schemas.openxmlformats.org/wordprocessingml/2006/main" xmlns:w14="http://schemas.microsoft.com/office/word/2010/wordml" xmlns:w15="http://schemas.microsoft.com/office/word/2012/wordml" xmlns:w16cex="http://schemas.microsoft.com/office/word/2018/wordml/cex" xmlns:w16cid="http://schemas.microsoft.com/office/word/2016/wordml/cid" xmlns:w16="http://schemas.microsoft.com/office/word/2018/wordml" xmlns:w16sdtdh="http://schemas.microsoft.com/office/word/2020/wordml/sdtdatahash" xmlns:w16sdtfl="http://schemas.microsoft.com/office/word/2024/wordml/sdtformatlock" xmlns:w16se="http://schemas.microsoft.com/office/word/2015/wordml/symex" xmlns:w16du="http://schemas.microsoft.com/office/word/2023/wordml/word16du" xmlns:wne="http://schemas.microsoft.com/office/word/2006/wordml" mc:Ignorable="w14 w15 w16se w16cid w16 w16cex w16sdtdh w16sdtfl w16du wp14">
   <w15:person w15:author="Maria Fernanda Morales Angulo">
     <w15:presenceInfo w15:providerId="AD" w15:userId="S::mfmorales@sena.edu.co::593611c4-774f-4dc6-8d6e-9cf6d7282fd8"/>
   </w15:person>
@@ -34331,6 +34403,7 @@
   <w:style w:type="character" w:default="1" w:styleId="Fuentedeprrafopredeter">
     <w:name w:val="Default Paragraph Font"/>
     <w:uiPriority w:val="1"/>
+    <w:semiHidden/>
     <w:unhideWhenUsed/>
   </w:style>
   <w:style w:type="table" w:default="1" w:styleId="Tablanormal">
@@ -36572,24 +36645,22 @@
 </file>
 
 <file path=customXml/item1.xml><?xml version="1.0" encoding="utf-8"?>
-<b:Sources xmlns:b="http://schemas.openxmlformats.org/officeDocument/2006/bibliography" xmlns="http://schemas.openxmlformats.org/officeDocument/2006/bibliography" SelectedStyle="\APASixthEditionOfficeOnline.xsl" StyleName="APA" Version="6"/>
-</file>
-
-<file path=customXml/item2.xml><?xml version="1.0" encoding="utf-8"?>
 <go:gDocsCustomXmlDataStorage xmlns:go="http://customooxmlschemas.google.com/" xmlns:r="http://schemas.openxmlformats.org/officeDocument/2006/relationships">
   <go:docsCustomData xmlns:go="http://customooxmlschemas.google.com/" roundtripDataSignature="AMtx7mgVwfTnThMJ3osM2v0+q+LoagmeAQ==">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</go:docsCustomData>
 </go:gDocsCustomXmlDataStorage>
 </file>
 
+<file path=customXml/item2.xml><?xml version="1.0" encoding="utf-8"?>
+<b:Sources xmlns:b="http://schemas.openxmlformats.org/officeDocument/2006/bibliography" xmlns="http://schemas.openxmlformats.org/officeDocument/2006/bibliography" SelectedStyle="\APASixthEditionOfficeOnline.xsl" StyleName="APA" Version="6"/>
+</file>
+
 <file path=customXml/item3.xml><?xml version="1.0" encoding="utf-8"?>
-<p:properties xmlns:p="http://schemas.microsoft.com/office/2006/metadata/properties" xmlns:xsi="http://www.w3.org/2001/XMLSchema-instance" xmlns:pc="http://schemas.microsoft.com/office/infopath/2007/PartnerControls">
-  <documentManagement>
-    <TaxCatchAll xmlns="67a0edcd-0de5-43ed-8c27-e32f38a00c91" xsi:nil="true"/>
-    <lcf76f155ced4ddcb4097134ff3c332f xmlns="42760c81-fd8e-4d59-8953-7cdb9f38b14f">
-      <Terms xmlns="http://schemas.microsoft.com/office/infopath/2007/PartnerControls"/>
-    </lcf76f155ced4ddcb4097134ff3c332f>
-  </documentManagement>
-</p:properties>
+<?mso-contentType ?>
+<FormTemplates xmlns="http://schemas.microsoft.com/sharepoint/v3/contenttype/forms">
+  <Display>DocumentLibraryForm</Display>
+  <Edit>DocumentLibraryForm</Edit>
+  <New>DocumentLibraryForm</New>
+</FormTemplates>
 </file>
 
 <file path=customXml/item4.xml><?xml version="1.0" encoding="utf-8"?>
@@ -36794,23 +36865,17 @@
 </file>
 
 <file path=customXml/item5.xml><?xml version="1.0" encoding="utf-8"?>
-<?mso-contentType ?>
-<FormTemplates xmlns="http://schemas.microsoft.com/sharepoint/v3/contenttype/forms">
-  <Display>DocumentLibraryForm</Display>
-  <Edit>DocumentLibraryForm</Edit>
-  <New>DocumentLibraryForm</New>
-</FormTemplates>
+<p:properties xmlns:p="http://schemas.microsoft.com/office/2006/metadata/properties" xmlns:xsi="http://www.w3.org/2001/XMLSchema-instance" xmlns:pc="http://schemas.microsoft.com/office/infopath/2007/PartnerControls">
+  <documentManagement>
+    <TaxCatchAll xmlns="67a0edcd-0de5-43ed-8c27-e32f38a00c91" xsi:nil="true"/>
+    <lcf76f155ced4ddcb4097134ff3c332f xmlns="42760c81-fd8e-4d59-8953-7cdb9f38b14f">
+      <Terms xmlns="http://schemas.microsoft.com/office/infopath/2007/PartnerControls"/>
+    </lcf76f155ced4ddcb4097134ff3c332f>
+  </documentManagement>
+</p:properties>
 </file>
 
 <file path=customXml/itemProps1.xml><?xml version="1.0" encoding="utf-8"?>
-<ds:datastoreItem xmlns:ds="http://schemas.openxmlformats.org/officeDocument/2006/customXml" ds:itemID="{A2B43D49-29B7-4AA1-8A22-BC08BC771F05}">
-  <ds:schemaRefs>
-    <ds:schemaRef ds:uri="http://schemas.openxmlformats.org/officeDocument/2006/bibliography"/>
-  </ds:schemaRefs>
-</ds:datastoreItem>
-</file>
-
-<file path=customXml/itemProps2.xml><?xml version="1.0" encoding="utf-8"?>
 <ds:datastoreItem xmlns:ds="http://schemas.openxmlformats.org/officeDocument/2006/customXml" ds:itemID="{11111111-1234-1234-1234-123412341234}">
   <ds:schemaRefs>
     <ds:schemaRef ds:uri="http://customooxmlschemas.google.com/"/>
@@ -36819,13 +36884,18 @@
 </ds:datastoreItem>
 </file>
 
+<file path=customXml/itemProps2.xml><?xml version="1.0" encoding="utf-8"?>
+<ds:datastoreItem xmlns:ds="http://schemas.openxmlformats.org/officeDocument/2006/customXml" ds:itemID="{A2B43D49-29B7-4AA1-8A22-BC08BC771F05}">
+  <ds:schemaRefs>
+    <ds:schemaRef ds:uri="http://schemas.openxmlformats.org/officeDocument/2006/bibliography"/>
+  </ds:schemaRefs>
+</ds:datastoreItem>
+</file>
+
 <file path=customXml/itemProps3.xml><?xml version="1.0" encoding="utf-8"?>
-<ds:datastoreItem xmlns:ds="http://schemas.openxmlformats.org/officeDocument/2006/customXml" ds:itemID="{F37F9110-465B-45DF-8B3C-CE0F643F750C}">
+<ds:datastoreItem xmlns:ds="http://schemas.openxmlformats.org/officeDocument/2006/customXml" ds:itemID="{7E446165-1B4B-4805-A1B6-93D4094688E3}">
   <ds:schemaRefs>
-    <ds:schemaRef ds:uri="http://schemas.microsoft.com/office/2006/metadata/properties"/>
-    <ds:schemaRef ds:uri="http://schemas.microsoft.com/office/infopath/2007/PartnerControls"/>
-    <ds:schemaRef ds:uri="67a0edcd-0de5-43ed-8c27-e32f38a00c91"/>
-    <ds:schemaRef ds:uri="42760c81-fd8e-4d59-8953-7cdb9f38b14f"/>
+    <ds:schemaRef ds:uri="http://schemas.microsoft.com/sharepoint/v3/contenttype/forms"/>
   </ds:schemaRefs>
 </ds:datastoreItem>
 </file>
@@ -36850,9 +36920,12 @@
 </file>
 
 <file path=customXml/itemProps5.xml><?xml version="1.0" encoding="utf-8"?>
-<ds:datastoreItem xmlns:ds="http://schemas.openxmlformats.org/officeDocument/2006/customXml" ds:itemID="{7E446165-1B4B-4805-A1B6-93D4094688E3}">
+<ds:datastoreItem xmlns:ds="http://schemas.openxmlformats.org/officeDocument/2006/customXml" ds:itemID="{F37F9110-465B-45DF-8B3C-CE0F643F750C}">
   <ds:schemaRefs>
-    <ds:schemaRef ds:uri="http://schemas.microsoft.com/sharepoint/v3/contenttype/forms"/>
+    <ds:schemaRef ds:uri="http://schemas.microsoft.com/office/2006/metadata/properties"/>
+    <ds:schemaRef ds:uri="http://schemas.microsoft.com/office/infopath/2007/PartnerControls"/>
+    <ds:schemaRef ds:uri="67a0edcd-0de5-43ed-8c27-e32f38a00c91"/>
+    <ds:schemaRef ds:uri="42760c81-fd8e-4d59-8953-7cdb9f38b14f"/>
   </ds:schemaRefs>
 </ds:datastoreItem>
 </file>